--- a/documentacion.docx
+++ b/documentacion.docx
@@ -394,23 +394,13 @@
         </w:rPr>
         <w:t xml:space="preserve">El presente proyecto desarrolla un sistema híbrido de inteligencia artificial denominado </w:t>
       </w:r>
-      <w:proofErr w:type="spellStart"/>
-      <w:r>
-        <w:rPr>
-          <w:b/>
-          <w:bCs/>
-          <w:lang w:val="es-MX"/>
-        </w:rPr>
-        <w:t>CryptoShield</w:t>
-      </w:r>
-      <w:proofErr w:type="spellEnd"/>
-      <w:r>
-        <w:rPr>
-          <w:b/>
-          <w:bCs/>
-          <w:lang w:val="es-MX"/>
-        </w:rPr>
-        <w:t xml:space="preserve"> AI</w:t>
+      <w:r>
+        <w:rPr>
+          <w:b/>
+          <w:bCs/>
+          <w:lang w:val="es-MX"/>
+        </w:rPr>
+        <w:t>CryptoShield AI</w:t>
       </w:r>
       <w:r>
         <w:rPr>
@@ -653,21 +643,7 @@
         <w:rPr>
           <w:lang w:val="es-MX"/>
         </w:rPr>
-        <w:t xml:space="preserve"> calcula la robustez requerida del contexto mediante </w:t>
-      </w:r>
-      <w:proofErr w:type="spellStart"/>
-      <w:r>
-        <w:rPr>
-          <w:lang w:val="es-MX"/>
-        </w:rPr>
-        <w:t>Scikit-Fuzzy</w:t>
-      </w:r>
-      <w:proofErr w:type="spellEnd"/>
-      <w:r>
-        <w:rPr>
-          <w:lang w:val="es-MX"/>
-        </w:rPr>
-        <w:t xml:space="preserve">. </w:t>
+        <w:t xml:space="preserve"> calcula la robustez requerida del contexto mediante Scikit-Fuzzy. </w:t>
       </w:r>
     </w:p>
     <w:p>
@@ -693,40 +669,53 @@
         <w:rPr>
           <w:lang w:val="es-MX"/>
         </w:rPr>
-        <w:t xml:space="preserve"> integra la ontología razonada y el resultado </w:t>
-      </w:r>
-      <w:proofErr w:type="spellStart"/>
-      <w:r>
-        <w:rPr>
-          <w:lang w:val="es-MX"/>
-        </w:rPr>
-        <w:t>fuzzy</w:t>
-      </w:r>
-      <w:proofErr w:type="spellEnd"/>
-      <w:r>
-        <w:rPr>
-          <w:lang w:val="es-MX"/>
-        </w:rPr>
-        <w:t xml:space="preserve"> para tomar decisiones mediante Experta.</w:t>
-      </w:r>
-    </w:p>
-    <w:p>
-      <w:pPr>
-        <w:jc w:val="both"/>
-        <w:rPr>
-          <w:lang w:val="es-MX"/>
-        </w:rPr>
-      </w:pPr>
-    </w:p>
-    <w:p>
-      <w:pPr>
-        <w:jc w:val="both"/>
-        <w:rPr>
-          <w:lang w:val="es-MX"/>
-        </w:rPr>
-      </w:pPr>
-      <w:r>
-        <w:rPr>
+        <w:t xml:space="preserve"> integra la ontología razonada y el resultado fuzzy para tomar decisiones mediante Experta.</w:t>
+      </w:r>
+    </w:p>
+    <w:p>
+      <w:pPr>
+        <w:jc w:val="both"/>
+        <w:rPr>
+          <w:lang w:val="es-MX"/>
+        </w:rPr>
+      </w:pPr>
+    </w:p>
+    <w:p>
+      <w:pPr>
+        <w:rPr>
+          <w:i/>
+          <w:iCs/>
+          <w:lang w:val="es-MX"/>
+        </w:rPr>
+      </w:pPr>
+      <w:r>
+        <w:rPr>
+          <w:i/>
+          <w:iCs/>
+          <w:lang w:val="es-MX"/>
+        </w:rPr>
+        <w:t xml:space="preserve">Además de estos tres módulos, en </w:t>
+      </w:r>
+      <w:r>
+        <w:rPr>
+          <w:i/>
+          <w:iCs/>
+          <w:lang w:val="es-MX"/>
+        </w:rPr>
+        <w:t>la parte final del código se encuentra</w:t>
+      </w:r>
+      <w:r>
+        <w:rPr>
+          <w:i/>
+          <w:iCs/>
+          <w:lang w:val="es-MX"/>
+        </w:rPr>
+        <w:t xml:space="preserve"> uno que permite interactuar con el sistema, ingresando inputs y recibiendo la recomendación del sistema experto.</w:t>
+      </w:r>
+      <w:r>
+        <w:rPr>
+          <w:i/>
+          <w:iCs/>
           <w:lang w:val="es-MX"/>
         </w:rPr>
         <w:br w:type="page"/>
@@ -736,18 +725,25 @@
       <w:pPr>
         <w:jc w:val="both"/>
         <w:rPr>
-          <w:b/>
-          <w:bCs/>
-          <w:lang w:val="es-MX"/>
-        </w:rPr>
-      </w:pPr>
-      <w:r>
-        <w:rPr>
-          <w:b/>
-          <w:bCs/>
-          <w:lang w:val="es-MX"/>
-        </w:rPr>
-        <w:lastRenderedPageBreak/>
+          <w:lang w:val="es-MX"/>
+        </w:rPr>
+      </w:pPr>
+    </w:p>
+    <w:p>
+      <w:pPr>
+        <w:jc w:val="both"/>
+        <w:rPr>
+          <w:b/>
+          <w:bCs/>
+          <w:lang w:val="es-MX"/>
+        </w:rPr>
+      </w:pPr>
+      <w:r>
+        <w:rPr>
+          <w:b/>
+          <w:bCs/>
+          <w:lang w:val="es-MX"/>
+        </w:rPr>
         <w:t>Módulo de ontología y razonamiento semántico</w:t>
       </w:r>
     </w:p>
@@ -762,21 +758,7 @@
         <w:rPr>
           <w:lang w:val="es-MX"/>
         </w:rPr>
-        <w:t xml:space="preserve">La ontología se implementó con </w:t>
-      </w:r>
-      <w:proofErr w:type="spellStart"/>
-      <w:r>
-        <w:rPr>
-          <w:lang w:val="es-MX"/>
-        </w:rPr>
-        <w:t>RDFLib</w:t>
-      </w:r>
-      <w:proofErr w:type="spellEnd"/>
-      <w:r>
-        <w:rPr>
-          <w:lang w:val="es-MX"/>
-        </w:rPr>
-        <w:t xml:space="preserve"> usando RDF y RDFS. Su objetivo es representar formalmente los conceptos principales del dominio criptográfico, tales como algoritmos, niveles de seguridad, contextos de uso, propiedades de los algoritmos y relaciones jerárquicas entre clases.</w:t>
+        <w:t>La ontología se implementó con RDFLib usando RDF y RDFS. Su objetivo es representar formalmente los conceptos principales del dominio criptográfico, tales como algoritmos, niveles de seguridad, contextos de uso, propiedades de los algoritmos y relaciones jerárquicas entre clases.</w:t>
       </w:r>
     </w:p>
     <w:p>
@@ -902,21 +884,7 @@
         <w:rPr>
           <w:lang w:val="es-MX"/>
         </w:rPr>
-        <w:t xml:space="preserve">En esta etapa se realiza la declaración de las clases principales de la ontología. Cada clase representa un concepto del dominio criptográfico, como algoritmos de cifrado, funciones hash, algoritmos </w:t>
-      </w:r>
-      <w:proofErr w:type="spellStart"/>
-      <w:r>
-        <w:rPr>
-          <w:lang w:val="es-MX"/>
-        </w:rPr>
-        <w:t>postcuánticos</w:t>
-      </w:r>
-      <w:proofErr w:type="spellEnd"/>
-      <w:r>
-        <w:rPr>
-          <w:lang w:val="es-MX"/>
-        </w:rPr>
-        <w:t>, algoritmos vulnerables y contextos de uso.</w:t>
+        <w:t>En esta etapa se realiza la declaración de las clases principales de la ontología. Cada clase representa un concepto del dominio criptográfico, como algoritmos de cifrado, funciones hash, algoritmos postcuánticos, algoritmos vulnerables y contextos de uso.</w:t>
       </w:r>
       <w:r>
         <w:rPr>
@@ -928,42 +896,8 @@
         <w:rPr>
           <w:lang w:val="es-MX"/>
         </w:rPr>
-        <w:t xml:space="preserve">Las clases se definen mediante </w:t>
-      </w:r>
-      <w:proofErr w:type="spellStart"/>
-      <w:proofErr w:type="gramStart"/>
-      <w:r>
-        <w:rPr>
-          <w:lang w:val="es-MX"/>
-        </w:rPr>
-        <w:t>rdf:type</w:t>
-      </w:r>
-      <w:proofErr w:type="spellEnd"/>
-      <w:proofErr w:type="gramEnd"/>
-      <w:r>
-        <w:rPr>
-          <w:lang w:val="es-MX"/>
-        </w:rPr>
-        <w:t xml:space="preserve"> </w:t>
-      </w:r>
-      <w:proofErr w:type="spellStart"/>
-      <w:proofErr w:type="gramStart"/>
-      <w:r>
-        <w:rPr>
-          <w:lang w:val="es-MX"/>
-        </w:rPr>
-        <w:t>rdfs:Class</w:t>
-      </w:r>
-      <w:proofErr w:type="spellEnd"/>
-      <w:proofErr w:type="gramEnd"/>
-      <w:r>
-        <w:rPr>
-          <w:lang w:val="es-MX"/>
-        </w:rPr>
-        <w:t xml:space="preserve"> y se documentan con </w:t>
-      </w:r>
-      <w:proofErr w:type="spellStart"/>
-      <w:proofErr w:type="gramStart"/>
+        <w:t xml:space="preserve">Las clases se definen mediante rdf:type rdfs:Class y se documentan con </w:t>
+      </w:r>
       <w:r>
         <w:rPr>
           <w:b/>
@@ -972,8 +906,6 @@
         </w:rPr>
         <w:t>rdfs:label</w:t>
       </w:r>
-      <w:proofErr w:type="spellEnd"/>
-      <w:proofErr w:type="gramEnd"/>
       <w:r>
         <w:rPr>
           <w:lang w:val="es-MX"/>
@@ -1094,23 +1026,7 @@
         <w:rPr>
           <w:lang w:val="es-MX"/>
         </w:rPr>
-        <w:t xml:space="preserve">En esta etapa se definen las jerarquías entre clases utilizando </w:t>
-      </w:r>
-      <w:proofErr w:type="spellStart"/>
-      <w:proofErr w:type="gramStart"/>
-      <w:r>
-        <w:rPr>
-          <w:lang w:val="es-MX"/>
-        </w:rPr>
-        <w:t>rdfs:subClassOf</w:t>
-      </w:r>
-      <w:proofErr w:type="spellEnd"/>
-      <w:proofErr w:type="gramEnd"/>
-      <w:r>
-        <w:rPr>
-          <w:lang w:val="es-MX"/>
-        </w:rPr>
-        <w:t>. Esto permite establecer relaciones de especialización dentro de la ontología, donde clases más específicas heredan características de clases más generales.</w:t>
+        <w:t>En esta etapa se definen las jerarquías entre clases utilizando rdfs:subClassOf. Esto permite establecer relaciones de especialización dentro de la ontología, donde clases más específicas heredan características de clases más generales.</w:t>
       </w:r>
     </w:p>
     <w:p>
@@ -1125,77 +1041,7 @@
           <w:lang w:val="es-MX"/>
         </w:rPr>
         <w:lastRenderedPageBreak/>
-        <w:t xml:space="preserve">Por ejemplo, </w:t>
-      </w:r>
-      <w:proofErr w:type="spellStart"/>
-      <w:r>
-        <w:rPr>
-          <w:lang w:val="es-MX"/>
-        </w:rPr>
-        <w:t>CifradoSimetrico</w:t>
-      </w:r>
-      <w:proofErr w:type="spellEnd"/>
-      <w:r>
-        <w:rPr>
-          <w:lang w:val="es-MX"/>
-        </w:rPr>
-        <w:t xml:space="preserve"> y </w:t>
-      </w:r>
-      <w:proofErr w:type="spellStart"/>
-      <w:r>
-        <w:rPr>
-          <w:lang w:val="es-MX"/>
-        </w:rPr>
-        <w:t>CifradoAsimetrico</w:t>
-      </w:r>
-      <w:proofErr w:type="spellEnd"/>
-      <w:r>
-        <w:rPr>
-          <w:lang w:val="es-MX"/>
-        </w:rPr>
-        <w:t xml:space="preserve"> se definen como subclases de </w:t>
-      </w:r>
-      <w:proofErr w:type="spellStart"/>
-      <w:r>
-        <w:rPr>
-          <w:lang w:val="es-MX"/>
-        </w:rPr>
-        <w:t>AlgoritmoCriptografico</w:t>
-      </w:r>
-      <w:proofErr w:type="spellEnd"/>
-      <w:r>
-        <w:rPr>
-          <w:lang w:val="es-MX"/>
-        </w:rPr>
-        <w:t xml:space="preserve">, mientras que </w:t>
-      </w:r>
-      <w:proofErr w:type="spellStart"/>
-      <w:r>
-        <w:rPr>
-          <w:lang w:val="es-MX"/>
-        </w:rPr>
-        <w:t>InfraestructuraCritica</w:t>
-      </w:r>
-      <w:proofErr w:type="spellEnd"/>
-      <w:r>
-        <w:rPr>
-          <w:lang w:val="es-MX"/>
-        </w:rPr>
-        <w:t xml:space="preserve"> se modela como subclase de </w:t>
-      </w:r>
-      <w:proofErr w:type="spellStart"/>
-      <w:r>
-        <w:rPr>
-          <w:lang w:val="es-MX"/>
-        </w:rPr>
-        <w:t>ContextoUso</w:t>
-      </w:r>
-      <w:proofErr w:type="spellEnd"/>
-      <w:r>
-        <w:rPr>
-          <w:lang w:val="es-MX"/>
-        </w:rPr>
-        <w:t>. Estas relaciones son utilizadas posteriormente durante el razonamiento semántico para generar nuevas inferencias automáticamente.</w:t>
+        <w:t>Por ejemplo, CifradoSimetrico y CifradoAsimetrico se definen como subclases de AlgoritmoCriptografico, mientras que InfraestructuraCritica se modela como subclase de ContextoUso. Estas relaciones son utilizadas posteriormente durante el razonamiento semántico para generar nuevas inferencias automáticamente.</w:t>
       </w:r>
     </w:p>
     <w:p>
@@ -1393,53 +1239,7 @@
         <w:rPr>
           <w:lang w:val="es-MX"/>
         </w:rPr>
-        <w:t>En esta etapa se definen las propiedades RDF que establecen los vínculos entre las entidades del dominio, especificando formalmente sus dominios (</w:t>
-      </w:r>
-      <w:proofErr w:type="spellStart"/>
-      <w:proofErr w:type="gramStart"/>
-      <w:r>
-        <w:rPr>
-          <w:lang w:val="es-MX"/>
-        </w:rPr>
-        <w:t>rdfs:domain</w:t>
-      </w:r>
-      <w:proofErr w:type="spellEnd"/>
-      <w:proofErr w:type="gramEnd"/>
-      <w:r>
-        <w:rPr>
-          <w:lang w:val="es-MX"/>
-        </w:rPr>
-        <w:t>) y rangos (</w:t>
-      </w:r>
-      <w:proofErr w:type="spellStart"/>
-      <w:proofErr w:type="gramStart"/>
-      <w:r>
-        <w:rPr>
-          <w:lang w:val="es-MX"/>
-        </w:rPr>
-        <w:t>rdfs:range</w:t>
-      </w:r>
-      <w:proofErr w:type="spellEnd"/>
-      <w:proofErr w:type="gramEnd"/>
-      <w:r>
-        <w:rPr>
-          <w:lang w:val="es-MX"/>
-        </w:rPr>
-        <w:t xml:space="preserve">). Esto permite restringir el tipo de datos aceptados, utilizando tanto </w:t>
-      </w:r>
-      <w:proofErr w:type="spellStart"/>
-      <w:r>
-        <w:rPr>
-          <w:lang w:val="es-MX"/>
-        </w:rPr>
-        <w:t>URIs</w:t>
-      </w:r>
-      <w:proofErr w:type="spellEnd"/>
-      <w:r>
-        <w:rPr>
-          <w:lang w:val="es-MX"/>
-        </w:rPr>
-        <w:t xml:space="preserve"> para relacionar clases como Literales con tipado XML-Schema para valores específicos. Además, se </w:t>
+        <w:t xml:space="preserve">En esta etapa se definen las propiedades RDF que establecen los vínculos entre las entidades del dominio, especificando formalmente sus dominios (rdfs:domain) y rangos (rdfs:range). Esto permite restringir el tipo de datos aceptados, utilizando tanto URIs para relacionar clases como Literales con tipado XML-Schema para valores específicos. Además, se </w:t>
       </w:r>
       <w:r>
         <w:rPr>
@@ -1546,25 +1346,7 @@
           <w:lang w:val="es-MX"/>
         </w:rPr>
         <w:lastRenderedPageBreak/>
-        <w:t>Jerarquía de Propiedades (</w:t>
-      </w:r>
-      <w:proofErr w:type="spellStart"/>
-      <w:r>
-        <w:rPr>
-          <w:b/>
-          <w:bCs/>
-          <w:lang w:val="es-MX"/>
-        </w:rPr>
-        <w:t>subPropertyOf</w:t>
-      </w:r>
-      <w:proofErr w:type="spellEnd"/>
-      <w:r>
-        <w:rPr>
-          <w:b/>
-          <w:bCs/>
-          <w:lang w:val="es-MX"/>
-        </w:rPr>
-        <w:t>):</w:t>
+        <w:t>Jerarquía de Propiedades (subPropertyOf):</w:t>
       </w:r>
     </w:p>
     <w:p>
@@ -1642,23 +1424,7 @@
         <w:rPr>
           <w:lang w:val="es-MX"/>
         </w:rPr>
-        <w:t xml:space="preserve">En esta etapa se establecen relaciones de especialización entre los predicados de la ontología mediante el uso de </w:t>
-      </w:r>
-      <w:proofErr w:type="spellStart"/>
-      <w:proofErr w:type="gramStart"/>
-      <w:r>
-        <w:rPr>
-          <w:lang w:val="es-MX"/>
-        </w:rPr>
-        <w:t>rdfs:subPropertyOf</w:t>
-      </w:r>
-      <w:proofErr w:type="spellEnd"/>
-      <w:proofErr w:type="gramEnd"/>
-      <w:r>
-        <w:rPr>
-          <w:lang w:val="es-MX"/>
-        </w:rPr>
-        <w:t>. Esta jerarquía permite que el razonador semántico infiera automáticamente hechos más generales a partir de afirmaciones específicas; por ejemplo, al definir que un algoritmo fue estandarizado por una entidad, el sistema deduce que dicha entidad actúa también como su publicador según el vocabulario Dublin Core. Este proceso de inferencia es clave para generar el cierre deductivo que servirá como base de hechos completa para el sistema experto.</w:t>
+        <w:t>En esta etapa se establecen relaciones de especialización entre los predicados de la ontología mediante el uso de rdfs:subPropertyOf. Esta jerarquía permite que el razonador semántico infiera automáticamente hechos más generales a partir de afirmaciones específicas; por ejemplo, al definir que un algoritmo fue estandarizado por una entidad, el sistema deduce que dicha entidad actúa también como su publicador según el vocabulario Dublin Core. Este proceso de inferencia es clave para generar el cierre deductivo que servirá como base de hechos completa para el sistema experto.</w:t>
       </w:r>
       <w:r>
         <w:rPr>
@@ -2459,7 +2225,7 @@
           </mc:Choice>
           <mc:Fallback>
             <w:pict>
-              <v:rect w14:anchorId="0A3C7679" id="Rectangle 2" o:spid="_x0000_s1026" alt="Imagen seleccionada presentada en un lightbox." style="width:23.75pt;height:23.75pt;visibility:visible;mso-wrap-style:square;mso-left-percent:-10001;mso-top-percent:-10001;mso-position-horizontal:absolute;mso-position-horizontal-relative:char;mso-position-vertical:absolute;mso-position-vertical-relative:line;mso-left-percent:-10001;mso-top-percent:-10001;v-text-anchor:top" o:gfxdata="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" filled="f" stroked="f">
+              <v:rect w14:anchorId="36BF481D" id="Rectangle 2" o:spid="_x0000_s1026" alt="Imagen seleccionada presentada en un lightbox." style="width:23.75pt;height:23.75pt;visibility:visible;mso-wrap-style:square;mso-left-percent:-10001;mso-top-percent:-10001;mso-position-horizontal:absolute;mso-position-horizontal-relative:char;mso-position-vertical:absolute;mso-position-vertical-relative:line;mso-left-percent:-10001;mso-top-percent:-10001;v-text-anchor:top" o:gfxdata="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" filled="f" stroked="f">
                 <o:lock v:ext="edit" aspectratio="t"/>
                 <w10:anchorlock/>
               </v:rect>
@@ -5021,7 +4787,6 @@
     </w:p>
     <w:p>
       <w:pPr>
-        <w:pStyle w:val="ListParagraph"/>
         <w:jc w:val="both"/>
         <w:rPr>
           <w:b/>
@@ -5056,6 +4821,10 @@
     <w:p>
       <w:pPr>
         <w:pStyle w:val="ListParagraph"/>
+        <w:numPr>
+          <w:ilvl w:val="0"/>
+          <w:numId w:val="4"/>
+        </w:numPr>
         <w:jc w:val="both"/>
         <w:rPr>
           <w:b/>
@@ -5076,7 +4845,7 @@
     </w:p>
     <w:p>
       <w:pPr>
-        <w:pStyle w:val="ListParagraph"/>
+        <w:ind w:left="360"/>
         <w:jc w:val="both"/>
         <w:rPr>
           <w:noProof/>
@@ -5141,6 +4910,10 @@
     <w:p>
       <w:pPr>
         <w:pStyle w:val="ListParagraph"/>
+        <w:numPr>
+          <w:ilvl w:val="0"/>
+          <w:numId w:val="4"/>
+        </w:numPr>
         <w:jc w:val="both"/>
         <w:rPr>
           <w:b/>
@@ -5161,7 +4934,7 @@
     </w:p>
     <w:p>
       <w:pPr>
-        <w:pStyle w:val="ListParagraph"/>
+        <w:ind w:left="360"/>
         <w:jc w:val="both"/>
         <w:rPr>
           <w:noProof/>
@@ -5277,37 +5050,2483 @@
     </w:p>
     <w:p>
       <w:pPr>
-        <w:pStyle w:val="ListParagraph"/>
-        <w:jc w:val="both"/>
-        <w:rPr>
-          <w:noProof/>
-          <w:lang w:val="es-MX"/>
-        </w:rPr>
-      </w:pPr>
-    </w:p>
-    <w:p>
-      <w:pPr>
-        <w:pStyle w:val="ListParagraph"/>
-        <w:jc w:val="both"/>
-        <w:rPr>
-          <w:noProof/>
-          <w:lang w:val="es-MX"/>
-        </w:rPr>
-      </w:pPr>
-    </w:p>
-    <w:p>
-      <w:pPr>
-        <w:pStyle w:val="ListParagraph"/>
-        <w:jc w:val="both"/>
-        <w:rPr>
-          <w:noProof/>
-          <w:lang w:val="es-MX"/>
-        </w:rPr>
-      </w:pPr>
-    </w:p>
-    <w:p>
-      <w:pPr>
-        <w:pStyle w:val="ListParagraph"/>
+        <w:jc w:val="both"/>
+        <w:rPr>
+          <w:b/>
+          <w:bCs/>
+          <w:noProof/>
+          <w:lang w:val="es-MX"/>
+        </w:rPr>
+      </w:pPr>
+      <w:r>
+        <w:rPr>
+          <w:b/>
+          <w:bCs/>
+          <w:noProof/>
+          <w:lang w:val="es-MX"/>
+        </w:rPr>
+        <w:lastRenderedPageBreak/>
+        <w:t>M</w:t>
+      </w:r>
+      <w:r>
+        <w:rPr>
+          <w:b/>
+          <w:bCs/>
+          <w:noProof/>
+          <w:lang w:val="es-MX"/>
+        </w:rPr>
+        <w:t xml:space="preserve">ecanismo para evitar </w:t>
+      </w:r>
+      <w:r>
+        <w:rPr>
+          <w:b/>
+          <w:bCs/>
+          <w:noProof/>
+          <w:lang w:val="es-MX"/>
+        </w:rPr>
+        <w:t>B</w:t>
+      </w:r>
+      <w:r>
+        <w:rPr>
+          <w:b/>
+          <w:bCs/>
+          <w:noProof/>
+          <w:lang w:val="es-MX"/>
+        </w:rPr>
+        <w:t>ucles infinitos</w:t>
+      </w:r>
+      <w:r>
+        <w:rPr>
+          <w:b/>
+          <w:bCs/>
+          <w:noProof/>
+          <w:lang w:val="es-MX"/>
+        </w:rPr>
+        <w:t>:</w:t>
+      </w:r>
+    </w:p>
+    <w:p>
+      <w:pPr>
+        <w:jc w:val="both"/>
+        <w:rPr>
+          <w:noProof/>
+          <w:lang w:val="es-MX"/>
+        </w:rPr>
+      </w:pPr>
+      <w:r>
+        <w:rPr>
+          <w:noProof/>
+          <w:lang w:val="es-MX"/>
+        </w:rPr>
+        <w:t>P</w:t>
+      </w:r>
+      <w:r>
+        <w:rPr>
+          <w:noProof/>
+          <w:lang w:val="es-MX"/>
+        </w:rPr>
+        <w:t>ara garantizar la estabilidad y la terminación del proceso de inferencia, se han implementado dos estrategias que evitan la reactivación indefinida de las reglas:</w:t>
+      </w:r>
+    </w:p>
+    <w:p>
+      <w:pPr>
+        <w:pStyle w:val="ListParagraph"/>
+        <w:numPr>
+          <w:ilvl w:val="0"/>
+          <w:numId w:val="3"/>
+        </w:numPr>
+        <w:jc w:val="both"/>
+        <w:rPr>
+          <w:noProof/>
+          <w:lang w:val="es-MX"/>
+        </w:rPr>
+      </w:pPr>
+      <w:r>
+        <w:rPr>
+          <w:b/>
+          <w:bCs/>
+          <w:noProof/>
+          <w:lang w:val="es-MX"/>
+        </w:rPr>
+        <w:drawing>
+          <wp:anchor distT="0" distB="0" distL="114300" distR="114300" simplePos="0" relativeHeight="251678720" behindDoc="1" locked="0" layoutInCell="1" allowOverlap="1" wp14:anchorId="6A4FBDBF" wp14:editId="4E46C8F9">
+            <wp:simplePos x="0" y="0"/>
+            <wp:positionH relativeFrom="margin">
+              <wp:align>center</wp:align>
+            </wp:positionH>
+            <wp:positionV relativeFrom="paragraph">
+              <wp:posOffset>1153160</wp:posOffset>
+            </wp:positionV>
+            <wp:extent cx="3543300" cy="2019935"/>
+            <wp:effectExtent l="0" t="0" r="0" b="0"/>
+            <wp:wrapTight wrapText="bothSides">
+              <wp:wrapPolygon edited="0">
+                <wp:start x="0" y="0"/>
+                <wp:lineTo x="0" y="21390"/>
+                <wp:lineTo x="21484" y="21390"/>
+                <wp:lineTo x="21484" y="0"/>
+                <wp:lineTo x="0" y="0"/>
+              </wp:wrapPolygon>
+            </wp:wrapTight>
+            <wp:docPr id="924531060" name="Picture 1"/>
+            <wp:cNvGraphicFramePr>
+              <a:graphicFrameLocks xmlns:a="http://schemas.openxmlformats.org/drawingml/2006/main" noChangeAspect="1"/>
+            </wp:cNvGraphicFramePr>
+            <a:graphic xmlns:a="http://schemas.openxmlformats.org/drawingml/2006/main">
+              <a:graphicData uri="http://schemas.openxmlformats.org/drawingml/2006/picture">
+                <pic:pic xmlns:pic="http://schemas.openxmlformats.org/drawingml/2006/picture">
+                  <pic:nvPicPr>
+                    <pic:cNvPr id="924531060" name=""/>
+                    <pic:cNvPicPr/>
+                  </pic:nvPicPr>
+                  <pic:blipFill>
+                    <a:blip r:embed="rId35">
+                      <a:extLst>
+                        <a:ext uri="{28A0092B-C50C-407E-A947-70E740481C1C}">
+                          <a14:useLocalDpi xmlns:a14="http://schemas.microsoft.com/office/drawing/2010/main" val="0"/>
+                        </a:ext>
+                      </a:extLst>
+                    </a:blip>
+                    <a:stretch>
+                      <a:fillRect/>
+                    </a:stretch>
+                  </pic:blipFill>
+                  <pic:spPr>
+                    <a:xfrm>
+                      <a:off x="0" y="0"/>
+                      <a:ext cx="3543300" cy="2019935"/>
+                    </a:xfrm>
+                    <a:prstGeom prst="rect">
+                      <a:avLst/>
+                    </a:prstGeom>
+                  </pic:spPr>
+                </pic:pic>
+              </a:graphicData>
+            </a:graphic>
+            <wp14:sizeRelH relativeFrom="margin">
+              <wp14:pctWidth>0</wp14:pctWidth>
+            </wp14:sizeRelH>
+            <wp14:sizeRelV relativeFrom="margin">
+              <wp14:pctHeight>0</wp14:pctHeight>
+            </wp14:sizeRelV>
+          </wp:anchor>
+        </w:drawing>
+      </w:r>
+      <w:r>
+        <w:rPr>
+          <w:b/>
+          <w:bCs/>
+          <w:noProof/>
+          <w:lang w:val="es-MX"/>
+        </w:rPr>
+        <w:t>Mecanismo de Fact-Lock (</w:t>
+      </w:r>
+      <w:r>
+        <w:rPr>
+          <w:b/>
+          <w:bCs/>
+          <w:noProof/>
+          <w:lang w:val="es-MX"/>
+        </w:rPr>
+        <w:t>mediante n</w:t>
+      </w:r>
+      <w:r>
+        <w:rPr>
+          <w:b/>
+          <w:bCs/>
+          <w:noProof/>
+          <w:lang w:val="es-MX"/>
+        </w:rPr>
+        <w:t>egación):</w:t>
+      </w:r>
+      <w:r>
+        <w:rPr>
+          <w:noProof/>
+          <w:lang w:val="es-MX"/>
+        </w:rPr>
+        <w:t xml:space="preserve"> </w:t>
+      </w:r>
+      <w:r>
+        <w:rPr>
+          <w:noProof/>
+          <w:lang w:val="es-MX"/>
+        </w:rPr>
+        <w:t xml:space="preserve"> </w:t>
+      </w:r>
+      <w:r>
+        <w:rPr>
+          <w:noProof/>
+          <w:lang w:val="es-MX"/>
+        </w:rPr>
+        <w:t>En reglas de decisión como la r07_descartar_hash_roto, se utiliza el operador NOT para verificar la inexistencia previa de una DecisionFinal. Este "candado" asegura que una vez procesado un algoritmo, la regla quede inhabilitada para ese hecho específico, evitando redundancias en la memoria de trabajo.</w:t>
+      </w:r>
+      <w:r>
+        <w:rPr>
+          <w:b/>
+          <w:bCs/>
+          <w:noProof/>
+          <w:lang w:val="es-MX"/>
+        </w:rPr>
+        <w:t xml:space="preserve"> </w:t>
+      </w:r>
+    </w:p>
+    <w:p>
+      <w:pPr>
+        <w:pStyle w:val="ListParagraph"/>
+        <w:numPr>
+          <w:ilvl w:val="0"/>
+          <w:numId w:val="3"/>
+        </w:numPr>
+        <w:jc w:val="both"/>
+        <w:rPr>
+          <w:noProof/>
+          <w:lang w:val="es-MX"/>
+        </w:rPr>
+      </w:pPr>
+      <w:r>
+        <w:rPr>
+          <w:b/>
+          <w:bCs/>
+          <w:noProof/>
+          <w:lang w:val="es-MX"/>
+        </w:rPr>
+        <w:t>Mecanismo de</w:t>
+      </w:r>
+      <w:r>
+        <w:rPr>
+          <w:b/>
+          <w:bCs/>
+          <w:noProof/>
+          <w:lang w:val="es-MX"/>
+        </w:rPr>
+        <w:t xml:space="preserve"> No-Loop</w:t>
+      </w:r>
+      <w:r>
+        <w:rPr>
+          <w:b/>
+          <w:bCs/>
+          <w:noProof/>
+          <w:lang w:val="es-MX"/>
+        </w:rPr>
+        <w:t xml:space="preserve"> (</w:t>
+      </w:r>
+      <w:r>
+        <w:rPr>
+          <w:b/>
+          <w:bCs/>
+          <w:noProof/>
+          <w:lang w:val="es-MX"/>
+        </w:rPr>
+        <w:t xml:space="preserve">mediante </w:t>
+      </w:r>
+      <w:r>
+        <w:rPr>
+          <w:b/>
+          <w:bCs/>
+          <w:noProof/>
+          <w:lang w:val="es-MX"/>
+        </w:rPr>
+        <w:t>retract)</w:t>
+      </w:r>
+      <w:r>
+        <w:rPr>
+          <w:noProof/>
+          <w:lang w:val="es-MX"/>
+        </w:rPr>
+        <w:t>: En la lógica de procesamiento ontológico (como en r01_jerarquia_clases), se emplea la instrucción self.retract(hecho) tras la ejecución de la regla. Al eliminar el hecho que activó la regla originalmente, se impide físicamente que el motor vuelva a emparejar el mismo patrón en el siguiente ciclo de agenda, eliminando cualquier posibilidad de bucle infinito de forma determinista.</w:t>
+      </w:r>
+    </w:p>
+    <w:p>
+      <w:pPr>
+        <w:pStyle w:val="ListParagraph"/>
+        <w:jc w:val="both"/>
+        <w:rPr>
+          <w:b/>
+          <w:bCs/>
+          <w:noProof/>
+          <w:lang w:val="es-MX"/>
+        </w:rPr>
+      </w:pPr>
+      <w:r>
+        <w:rPr>
+          <w:b/>
+          <w:bCs/>
+          <w:noProof/>
+          <w:lang w:val="es-MX"/>
+        </w:rPr>
+        <w:drawing>
+          <wp:anchor distT="0" distB="0" distL="114300" distR="114300" simplePos="0" relativeHeight="251679744" behindDoc="1" locked="0" layoutInCell="1" allowOverlap="1" wp14:anchorId="1DC2A1A4" wp14:editId="7397A2B2">
+            <wp:simplePos x="0" y="0"/>
+            <wp:positionH relativeFrom="margin">
+              <wp:align>center</wp:align>
+            </wp:positionH>
+            <wp:positionV relativeFrom="paragraph">
+              <wp:posOffset>207645</wp:posOffset>
+            </wp:positionV>
+            <wp:extent cx="3740777" cy="1837690"/>
+            <wp:effectExtent l="0" t="0" r="0" b="0"/>
+            <wp:wrapTight wrapText="bothSides">
+              <wp:wrapPolygon edited="0">
+                <wp:start x="0" y="0"/>
+                <wp:lineTo x="0" y="21272"/>
+                <wp:lineTo x="21453" y="21272"/>
+                <wp:lineTo x="21453" y="0"/>
+                <wp:lineTo x="0" y="0"/>
+              </wp:wrapPolygon>
+            </wp:wrapTight>
+            <wp:docPr id="841275373" name="Picture 1"/>
+            <wp:cNvGraphicFramePr>
+              <a:graphicFrameLocks xmlns:a="http://schemas.openxmlformats.org/drawingml/2006/main" noChangeAspect="1"/>
+            </wp:cNvGraphicFramePr>
+            <a:graphic xmlns:a="http://schemas.openxmlformats.org/drawingml/2006/main">
+              <a:graphicData uri="http://schemas.openxmlformats.org/drawingml/2006/picture">
+                <pic:pic xmlns:pic="http://schemas.openxmlformats.org/drawingml/2006/picture">
+                  <pic:nvPicPr>
+                    <pic:cNvPr id="841275373" name=""/>
+                    <pic:cNvPicPr/>
+                  </pic:nvPicPr>
+                  <pic:blipFill>
+                    <a:blip r:embed="rId36">
+                      <a:extLst>
+                        <a:ext uri="{28A0092B-C50C-407E-A947-70E740481C1C}">
+                          <a14:useLocalDpi xmlns:a14="http://schemas.microsoft.com/office/drawing/2010/main" val="0"/>
+                        </a:ext>
+                      </a:extLst>
+                    </a:blip>
+                    <a:stretch>
+                      <a:fillRect/>
+                    </a:stretch>
+                  </pic:blipFill>
+                  <pic:spPr>
+                    <a:xfrm>
+                      <a:off x="0" y="0"/>
+                      <a:ext cx="3740777" cy="1837690"/>
+                    </a:xfrm>
+                    <a:prstGeom prst="rect">
+                      <a:avLst/>
+                    </a:prstGeom>
+                  </pic:spPr>
+                </pic:pic>
+              </a:graphicData>
+            </a:graphic>
+          </wp:anchor>
+        </w:drawing>
+      </w:r>
+    </w:p>
+    <w:p>
+      <w:pPr>
+        <w:pStyle w:val="ListParagraph"/>
+        <w:jc w:val="both"/>
+        <w:rPr>
+          <w:b/>
+          <w:bCs/>
+          <w:noProof/>
+          <w:lang w:val="es-MX"/>
+        </w:rPr>
+      </w:pPr>
+    </w:p>
+    <w:p>
+      <w:pPr>
+        <w:pStyle w:val="ListParagraph"/>
+        <w:jc w:val="both"/>
+        <w:rPr>
+          <w:b/>
+          <w:bCs/>
+          <w:noProof/>
+          <w:lang w:val="es-MX"/>
+        </w:rPr>
+      </w:pPr>
+    </w:p>
+    <w:p>
+      <w:pPr>
+        <w:pStyle w:val="ListParagraph"/>
+        <w:jc w:val="both"/>
+        <w:rPr>
+          <w:b/>
+          <w:bCs/>
+          <w:noProof/>
+          <w:lang w:val="es-MX"/>
+        </w:rPr>
+      </w:pPr>
+    </w:p>
+    <w:p>
+      <w:pPr>
+        <w:pStyle w:val="ListParagraph"/>
+        <w:jc w:val="both"/>
+        <w:rPr>
+          <w:b/>
+          <w:bCs/>
+          <w:noProof/>
+          <w:lang w:val="es-MX"/>
+        </w:rPr>
+      </w:pPr>
+    </w:p>
+    <w:p>
+      <w:pPr>
+        <w:pStyle w:val="ListParagraph"/>
+        <w:jc w:val="both"/>
+        <w:rPr>
+          <w:b/>
+          <w:bCs/>
+          <w:noProof/>
+          <w:lang w:val="es-MX"/>
+        </w:rPr>
+      </w:pPr>
+    </w:p>
+    <w:p>
+      <w:pPr>
+        <w:pStyle w:val="ListParagraph"/>
+        <w:jc w:val="both"/>
+        <w:rPr>
+          <w:b/>
+          <w:bCs/>
+          <w:noProof/>
+          <w:lang w:val="es-MX"/>
+        </w:rPr>
+      </w:pPr>
+    </w:p>
+    <w:p>
+      <w:pPr>
+        <w:pStyle w:val="ListParagraph"/>
+        <w:jc w:val="both"/>
+        <w:rPr>
+          <w:b/>
+          <w:bCs/>
+          <w:noProof/>
+          <w:lang w:val="es-MX"/>
+        </w:rPr>
+      </w:pPr>
+    </w:p>
+    <w:p>
+      <w:pPr>
+        <w:pStyle w:val="ListParagraph"/>
+        <w:jc w:val="both"/>
+        <w:rPr>
+          <w:b/>
+          <w:bCs/>
+          <w:noProof/>
+          <w:lang w:val="es-MX"/>
+        </w:rPr>
+      </w:pPr>
+    </w:p>
+    <w:p>
+      <w:pPr>
+        <w:pStyle w:val="ListParagraph"/>
+        <w:jc w:val="both"/>
+        <w:rPr>
+          <w:b/>
+          <w:bCs/>
+          <w:noProof/>
+          <w:lang w:val="es-MX"/>
+        </w:rPr>
+      </w:pPr>
+    </w:p>
+    <w:p>
+      <w:pPr>
+        <w:pStyle w:val="ListParagraph"/>
+        <w:jc w:val="both"/>
+        <w:rPr>
+          <w:b/>
+          <w:bCs/>
+          <w:noProof/>
+          <w:lang w:val="es-MX"/>
+        </w:rPr>
+      </w:pPr>
+    </w:p>
+    <w:p>
+      <w:pPr>
+        <w:pStyle w:val="ListParagraph"/>
+        <w:jc w:val="both"/>
+        <w:rPr>
+          <w:b/>
+          <w:bCs/>
+          <w:noProof/>
+          <w:lang w:val="es-MX"/>
+        </w:rPr>
+      </w:pPr>
+    </w:p>
+    <w:p>
+      <w:pPr>
+        <w:pStyle w:val="ListParagraph"/>
+        <w:jc w:val="both"/>
+        <w:rPr>
+          <w:b/>
+          <w:bCs/>
+          <w:noProof/>
+          <w:lang w:val="es-MX"/>
+        </w:rPr>
+      </w:pPr>
+    </w:p>
+    <w:p>
+      <w:pPr>
+        <w:jc w:val="both"/>
+        <w:rPr>
+          <w:b/>
+          <w:bCs/>
+          <w:noProof/>
+          <w:lang w:val="es-MX"/>
+        </w:rPr>
+      </w:pPr>
+      <w:r>
+        <w:rPr>
+          <w:b/>
+          <w:bCs/>
+          <w:noProof/>
+          <w:lang w:val="es-MX"/>
+        </w:rPr>
+        <w:lastRenderedPageBreak/>
+        <w:t>Definir Base de Hechos:</w:t>
+      </w:r>
+    </w:p>
+    <w:p>
+      <w:pPr>
+        <w:jc w:val="both"/>
+        <w:rPr>
+          <w:noProof/>
+          <w:lang w:val="es-MX"/>
+        </w:rPr>
+      </w:pPr>
+      <w:r>
+        <w:rPr>
+          <w:noProof/>
+          <w:lang w:val="es-MX"/>
+        </w:rPr>
+        <w:t xml:space="preserve">Debido a la naturaleza híbrida del sistema, se implementó un motor de carga de hechos altamente modular y escalable. La función principal </w:t>
+      </w:r>
+      <w:r>
+        <w:rPr>
+          <w:b/>
+          <w:bCs/>
+          <w:noProof/>
+          <w:lang w:val="es-MX"/>
+        </w:rPr>
+        <w:t>cargar_base_hechos</w:t>
+      </w:r>
+      <w:r>
+        <w:rPr>
+          <w:b/>
+          <w:bCs/>
+          <w:noProof/>
+          <w:lang w:val="es-MX"/>
+        </w:rPr>
+        <w:t>()</w:t>
+      </w:r>
+      <w:r>
+        <w:rPr>
+          <w:noProof/>
+          <w:lang w:val="es-MX"/>
+        </w:rPr>
+        <w:t xml:space="preserve"> actúa como un orquestador que centraliza la transformación de datos desde tres fuentes distintas, superando ampliamente el requerimiento mínimo de 40 hechos al procesar la totalidad de la ontología (</w:t>
+      </w:r>
+      <w:r>
+        <w:rPr>
+          <w:noProof/>
+          <w:lang w:val="es-MX"/>
+        </w:rPr>
+        <w:t xml:space="preserve">aproximadamente </w:t>
+      </w:r>
+      <w:r>
+        <w:rPr>
+          <w:noProof/>
+          <w:lang w:val="es-MX"/>
+        </w:rPr>
+        <w:t xml:space="preserve"> 500 tripletas y registros).</w:t>
+      </w:r>
+    </w:p>
+    <w:p>
+      <w:pPr>
+        <w:pStyle w:val="ListParagraph"/>
+        <w:jc w:val="both"/>
+        <w:rPr>
+          <w:noProof/>
+          <w:lang w:val="es-MX"/>
+        </w:rPr>
+      </w:pPr>
+    </w:p>
+    <w:p>
+      <w:pPr>
+        <w:pStyle w:val="ListParagraph"/>
+        <w:jc w:val="both"/>
+        <w:rPr>
+          <w:noProof/>
+          <w:lang w:val="es-MX"/>
+        </w:rPr>
+      </w:pPr>
+      <w:r>
+        <w:rPr>
+          <w:noProof/>
+          <w:lang w:val="es-MX"/>
+        </w:rPr>
+        <w:drawing>
+          <wp:inline distT="0" distB="0" distL="0" distR="0" wp14:anchorId="1524B735" wp14:editId="3C952D24">
+            <wp:extent cx="4801270" cy="1695687"/>
+            <wp:effectExtent l="0" t="0" r="0" b="0"/>
+            <wp:docPr id="579961118" name="Picture 1"/>
+            <wp:cNvGraphicFramePr>
+              <a:graphicFrameLocks xmlns:a="http://schemas.openxmlformats.org/drawingml/2006/main" noChangeAspect="1"/>
+            </wp:cNvGraphicFramePr>
+            <a:graphic xmlns:a="http://schemas.openxmlformats.org/drawingml/2006/main">
+              <a:graphicData uri="http://schemas.openxmlformats.org/drawingml/2006/picture">
+                <pic:pic xmlns:pic="http://schemas.openxmlformats.org/drawingml/2006/picture">
+                  <pic:nvPicPr>
+                    <pic:cNvPr id="579961118" name=""/>
+                    <pic:cNvPicPr/>
+                  </pic:nvPicPr>
+                  <pic:blipFill>
+                    <a:blip r:embed="rId37"/>
+                    <a:stretch>
+                      <a:fillRect/>
+                    </a:stretch>
+                  </pic:blipFill>
+                  <pic:spPr>
+                    <a:xfrm>
+                      <a:off x="0" y="0"/>
+                      <a:ext cx="4801270" cy="1695687"/>
+                    </a:xfrm>
+                    <a:prstGeom prst="rect">
+                      <a:avLst/>
+                    </a:prstGeom>
+                  </pic:spPr>
+                </pic:pic>
+              </a:graphicData>
+            </a:graphic>
+          </wp:inline>
+        </w:drawing>
+      </w:r>
+    </w:p>
+    <w:p>
+      <w:pPr>
+        <w:pStyle w:val="ListParagraph"/>
+        <w:jc w:val="both"/>
+        <w:rPr>
+          <w:noProof/>
+          <w:lang w:val="es-MX"/>
+        </w:rPr>
+      </w:pPr>
+    </w:p>
+    <w:p>
+      <w:pPr>
+        <w:jc w:val="both"/>
+        <w:rPr>
+          <w:noProof/>
+          <w:lang w:val="es-MX"/>
+        </w:rPr>
+      </w:pPr>
+      <w:r>
+        <w:rPr>
+          <w:noProof/>
+          <w:lang w:val="es-MX"/>
+        </w:rPr>
+        <w:t>Para garantizar que el sistema experto posea un contexto completo del dominio criptográfico, el proceso de carga se divide en las siguientes etapas técnicas:</w:t>
+      </w:r>
+    </w:p>
+    <w:p>
+      <w:pPr>
+        <w:pStyle w:val="ListParagraph"/>
+        <w:jc w:val="both"/>
+        <w:rPr>
+          <w:noProof/>
+          <w:lang w:val="es-MX"/>
+        </w:rPr>
+      </w:pPr>
+    </w:p>
+    <w:p>
+      <w:pPr>
+        <w:jc w:val="both"/>
+        <w:rPr>
+          <w:noProof/>
+          <w:lang w:val="es-MX"/>
+        </w:rPr>
+      </w:pPr>
+      <w:r>
+        <w:rPr>
+          <w:noProof/>
+          <w:lang w:val="es-MX"/>
+        </w:rPr>
+        <w:drawing>
+          <wp:anchor distT="0" distB="0" distL="114300" distR="114300" simplePos="0" relativeHeight="251680768" behindDoc="1" locked="0" layoutInCell="1" allowOverlap="1" wp14:anchorId="25FA8760" wp14:editId="0893821B">
+            <wp:simplePos x="0" y="0"/>
+            <wp:positionH relativeFrom="margin">
+              <wp:align>right</wp:align>
+            </wp:positionH>
+            <wp:positionV relativeFrom="paragraph">
+              <wp:posOffset>911860</wp:posOffset>
+            </wp:positionV>
+            <wp:extent cx="2901950" cy="1955800"/>
+            <wp:effectExtent l="0" t="0" r="0" b="6350"/>
+            <wp:wrapTight wrapText="bothSides">
+              <wp:wrapPolygon edited="0">
+                <wp:start x="0" y="0"/>
+                <wp:lineTo x="0" y="21460"/>
+                <wp:lineTo x="21411" y="21460"/>
+                <wp:lineTo x="21411" y="0"/>
+                <wp:lineTo x="0" y="0"/>
+              </wp:wrapPolygon>
+            </wp:wrapTight>
+            <wp:docPr id="1765368945" name="Picture 1"/>
+            <wp:cNvGraphicFramePr>
+              <a:graphicFrameLocks xmlns:a="http://schemas.openxmlformats.org/drawingml/2006/main" noChangeAspect="1"/>
+            </wp:cNvGraphicFramePr>
+            <a:graphic xmlns:a="http://schemas.openxmlformats.org/drawingml/2006/main">
+              <a:graphicData uri="http://schemas.openxmlformats.org/drawingml/2006/picture">
+                <pic:pic xmlns:pic="http://schemas.openxmlformats.org/drawingml/2006/picture">
+                  <pic:nvPicPr>
+                    <pic:cNvPr id="1765368945" name=""/>
+                    <pic:cNvPicPr/>
+                  </pic:nvPicPr>
+                  <pic:blipFill>
+                    <a:blip r:embed="rId38">
+                      <a:extLst>
+                        <a:ext uri="{28A0092B-C50C-407E-A947-70E740481C1C}">
+                          <a14:useLocalDpi xmlns:a14="http://schemas.microsoft.com/office/drawing/2010/main" val="0"/>
+                        </a:ext>
+                      </a:extLst>
+                    </a:blip>
+                    <a:stretch>
+                      <a:fillRect/>
+                    </a:stretch>
+                  </pic:blipFill>
+                  <pic:spPr>
+                    <a:xfrm>
+                      <a:off x="0" y="0"/>
+                      <a:ext cx="2901950" cy="1955800"/>
+                    </a:xfrm>
+                    <a:prstGeom prst="rect">
+                      <a:avLst/>
+                    </a:prstGeom>
+                  </pic:spPr>
+                </pic:pic>
+              </a:graphicData>
+            </a:graphic>
+            <wp14:sizeRelV relativeFrom="margin">
+              <wp14:pctHeight>0</wp14:pctHeight>
+            </wp14:sizeRelV>
+          </wp:anchor>
+        </w:drawing>
+      </w:r>
+      <w:r>
+        <w:rPr>
+          <w:noProof/>
+          <w:lang w:val="es-MX"/>
+        </w:rPr>
+        <w:drawing>
+          <wp:anchor distT="0" distB="0" distL="114300" distR="114300" simplePos="0" relativeHeight="251681792" behindDoc="1" locked="0" layoutInCell="1" allowOverlap="1" wp14:anchorId="11CCFBE2" wp14:editId="22B2130E">
+            <wp:simplePos x="0" y="0"/>
+            <wp:positionH relativeFrom="margin">
+              <wp:align>left</wp:align>
+            </wp:positionH>
+            <wp:positionV relativeFrom="paragraph">
+              <wp:posOffset>904240</wp:posOffset>
+            </wp:positionV>
+            <wp:extent cx="2581275" cy="1955800"/>
+            <wp:effectExtent l="0" t="0" r="9525" b="6350"/>
+            <wp:wrapTight wrapText="bothSides">
+              <wp:wrapPolygon edited="0">
+                <wp:start x="0" y="0"/>
+                <wp:lineTo x="0" y="21460"/>
+                <wp:lineTo x="21520" y="21460"/>
+                <wp:lineTo x="21520" y="0"/>
+                <wp:lineTo x="0" y="0"/>
+              </wp:wrapPolygon>
+            </wp:wrapTight>
+            <wp:docPr id="1760977621" name="Picture 1"/>
+            <wp:cNvGraphicFramePr>
+              <a:graphicFrameLocks xmlns:a="http://schemas.openxmlformats.org/drawingml/2006/main" noChangeAspect="1"/>
+            </wp:cNvGraphicFramePr>
+            <a:graphic xmlns:a="http://schemas.openxmlformats.org/drawingml/2006/main">
+              <a:graphicData uri="http://schemas.openxmlformats.org/drawingml/2006/picture">
+                <pic:pic xmlns:pic="http://schemas.openxmlformats.org/drawingml/2006/picture">
+                  <pic:nvPicPr>
+                    <pic:cNvPr id="1760977621" name=""/>
+                    <pic:cNvPicPr/>
+                  </pic:nvPicPr>
+                  <pic:blipFill rotWithShape="1">
+                    <a:blip r:embed="rId39">
+                      <a:extLst>
+                        <a:ext uri="{28A0092B-C50C-407E-A947-70E740481C1C}">
+                          <a14:useLocalDpi xmlns:a14="http://schemas.microsoft.com/office/drawing/2010/main" val="0"/>
+                        </a:ext>
+                      </a:extLst>
+                    </a:blip>
+                    <a:srcRect r="5179"/>
+                    <a:stretch>
+                      <a:fillRect/>
+                    </a:stretch>
+                  </pic:blipFill>
+                  <pic:spPr bwMode="auto">
+                    <a:xfrm>
+                      <a:off x="0" y="0"/>
+                      <a:ext cx="2581275" cy="1955800"/>
+                    </a:xfrm>
+                    <a:prstGeom prst="rect">
+                      <a:avLst/>
+                    </a:prstGeom>
+                    <a:ln>
+                      <a:noFill/>
+                    </a:ln>
+                    <a:extLst>
+                      <a:ext uri="{53640926-AAD7-44D8-BBD7-CCE9431645EC}">
+                        <a14:shadowObscured xmlns:a14="http://schemas.microsoft.com/office/drawing/2010/main"/>
+                      </a:ext>
+                    </a:extLst>
+                  </pic:spPr>
+                </pic:pic>
+              </a:graphicData>
+            </a:graphic>
+            <wp14:sizeRelH relativeFrom="margin">
+              <wp14:pctWidth>0</wp14:pctWidth>
+            </wp14:sizeRelH>
+          </wp:anchor>
+        </w:drawing>
+      </w:r>
+      <w:r>
+        <w:rPr>
+          <w:b/>
+          <w:bCs/>
+          <w:noProof/>
+          <w:lang w:val="es-MX"/>
+        </w:rPr>
+        <w:t>Traducción de Tripletas Semánticas:</w:t>
+      </w:r>
+      <w:r>
+        <w:rPr>
+          <w:noProof/>
+          <w:lang w:val="es-MX"/>
+        </w:rPr>
+        <w:t xml:space="preserve"> Se recorre el grafo razonado para declarar cada relación (Sujeto-Predicado-Objeto) como un hecho de tipo TripleRDF o TripleInferido. Esto permite que el sistema experto "conozca" la estructura de la ontología original.</w:t>
+      </w:r>
+    </w:p>
+    <w:p>
+      <w:pPr>
+        <w:pStyle w:val="ListParagraph"/>
+        <w:jc w:val="both"/>
+        <w:rPr>
+          <w:noProof/>
+          <w:lang w:val="es-MX"/>
+        </w:rPr>
+      </w:pPr>
+    </w:p>
+    <w:p>
+      <w:pPr>
+        <w:pStyle w:val="ListParagraph"/>
+        <w:jc w:val="both"/>
+        <w:rPr>
+          <w:noProof/>
+          <w:lang w:val="es-MX"/>
+        </w:rPr>
+      </w:pPr>
+    </w:p>
+    <w:p>
+      <w:pPr>
+        <w:pStyle w:val="ListParagraph"/>
+        <w:jc w:val="both"/>
+        <w:rPr>
+          <w:noProof/>
+          <w:lang w:val="es-MX"/>
+        </w:rPr>
+      </w:pPr>
+    </w:p>
+    <w:p>
+      <w:pPr>
+        <w:pStyle w:val="ListParagraph"/>
+        <w:jc w:val="both"/>
+        <w:rPr>
+          <w:noProof/>
+          <w:lang w:val="es-MX"/>
+        </w:rPr>
+      </w:pPr>
+    </w:p>
+    <w:p>
+      <w:pPr>
+        <w:jc w:val="both"/>
+        <w:rPr>
+          <w:noProof/>
+          <w:lang w:val="es-MX"/>
+        </w:rPr>
+      </w:pPr>
+      <w:r>
+        <w:rPr>
+          <w:b/>
+          <w:bCs/>
+          <w:noProof/>
+          <w:lang w:val="es-MX"/>
+        </w:rPr>
+        <w:t>Mapeo de Estructura Ontológica:</w:t>
+      </w:r>
+      <w:r>
+        <w:rPr>
+          <w:noProof/>
+          <w:lang w:val="es-MX"/>
+        </w:rPr>
+        <w:t xml:space="preserve"> Mediante métodos específicos, se extraen y declaran de forma independiente las Clases, Propiedades e Individuos, facilitando reglas de jerarquía más rápidas dentro del motor.</w:t>
+      </w:r>
+    </w:p>
+    <w:p>
+      <w:pPr>
+        <w:ind w:left="720"/>
+        <w:jc w:val="both"/>
+        <w:rPr>
+          <w:noProof/>
+          <w:lang w:val="es-MX"/>
+        </w:rPr>
+      </w:pPr>
+      <w:r>
+        <w:rPr>
+          <w:noProof/>
+          <w:lang w:val="es-MX"/>
+        </w:rPr>
+        <w:drawing>
+          <wp:anchor distT="0" distB="0" distL="114300" distR="114300" simplePos="0" relativeHeight="251682816" behindDoc="1" locked="0" layoutInCell="1" allowOverlap="1" wp14:anchorId="5D741FB3" wp14:editId="698286EF">
+            <wp:simplePos x="0" y="0"/>
+            <wp:positionH relativeFrom="margin">
+              <wp:align>center</wp:align>
+            </wp:positionH>
+            <wp:positionV relativeFrom="paragraph">
+              <wp:posOffset>6985</wp:posOffset>
+            </wp:positionV>
+            <wp:extent cx="3853180" cy="5257800"/>
+            <wp:effectExtent l="0" t="0" r="0" b="0"/>
+            <wp:wrapTight wrapText="bothSides">
+              <wp:wrapPolygon edited="0">
+                <wp:start x="0" y="0"/>
+                <wp:lineTo x="0" y="21522"/>
+                <wp:lineTo x="21465" y="21522"/>
+                <wp:lineTo x="21465" y="0"/>
+                <wp:lineTo x="0" y="0"/>
+              </wp:wrapPolygon>
+            </wp:wrapTight>
+            <wp:docPr id="344326546" name="Picture 1"/>
+            <wp:cNvGraphicFramePr>
+              <a:graphicFrameLocks xmlns:a="http://schemas.openxmlformats.org/drawingml/2006/main" noChangeAspect="1"/>
+            </wp:cNvGraphicFramePr>
+            <a:graphic xmlns:a="http://schemas.openxmlformats.org/drawingml/2006/main">
+              <a:graphicData uri="http://schemas.openxmlformats.org/drawingml/2006/picture">
+                <pic:pic xmlns:pic="http://schemas.openxmlformats.org/drawingml/2006/picture">
+                  <pic:nvPicPr>
+                    <pic:cNvPr id="344326546" name=""/>
+                    <pic:cNvPicPr/>
+                  </pic:nvPicPr>
+                  <pic:blipFill>
+                    <a:blip r:embed="rId40">
+                      <a:extLst>
+                        <a:ext uri="{28A0092B-C50C-407E-A947-70E740481C1C}">
+                          <a14:useLocalDpi xmlns:a14="http://schemas.microsoft.com/office/drawing/2010/main" val="0"/>
+                        </a:ext>
+                      </a:extLst>
+                    </a:blip>
+                    <a:stretch>
+                      <a:fillRect/>
+                    </a:stretch>
+                  </pic:blipFill>
+                  <pic:spPr>
+                    <a:xfrm>
+                      <a:off x="0" y="0"/>
+                      <a:ext cx="3853180" cy="5257800"/>
+                    </a:xfrm>
+                    <a:prstGeom prst="rect">
+                      <a:avLst/>
+                    </a:prstGeom>
+                  </pic:spPr>
+                </pic:pic>
+              </a:graphicData>
+            </a:graphic>
+            <wp14:sizeRelH relativeFrom="margin">
+              <wp14:pctWidth>0</wp14:pctWidth>
+            </wp14:sizeRelH>
+            <wp14:sizeRelV relativeFrom="margin">
+              <wp14:pctHeight>0</wp14:pctHeight>
+            </wp14:sizeRelV>
+          </wp:anchor>
+        </w:drawing>
+      </w:r>
+    </w:p>
+    <w:p>
+      <w:pPr>
+        <w:rPr>
+          <w:noProof/>
+          <w:lang w:val="es-MX"/>
+        </w:rPr>
+      </w:pPr>
+      <w:r>
+        <w:rPr>
+          <w:noProof/>
+          <w:lang w:val="es-MX"/>
+        </w:rPr>
+        <w:br w:type="page"/>
+      </w:r>
+    </w:p>
+    <w:p>
+      <w:pPr>
+        <w:jc w:val="both"/>
+        <w:rPr>
+          <w:noProof/>
+          <w:lang w:val="es-MX"/>
+        </w:rPr>
+      </w:pPr>
+      <w:r>
+        <w:rPr>
+          <w:b/>
+          <w:bCs/>
+          <w:noProof/>
+          <w:lang w:val="es-MX"/>
+        </w:rPr>
+        <w:lastRenderedPageBreak/>
+        <w:t>Hechos Específicos del Dominio:</w:t>
+      </w:r>
+      <w:r>
+        <w:rPr>
+          <w:noProof/>
+          <w:lang w:val="es-MX"/>
+        </w:rPr>
+        <w:t xml:space="preserve"> Se implementó el método declarar_algoritmos_desde_ontologia, el cual realiza una extracción selectiva de atributos críticos (tamaño de clave, nivel de seguridad, velocidad y limitaciones) para poblar los hechos de tipo Algoritmo.</w:t>
+      </w:r>
+    </w:p>
+    <w:p>
+      <w:pPr>
+        <w:jc w:val="both"/>
+        <w:rPr>
+          <w:b/>
+          <w:bCs/>
+          <w:noProof/>
+          <w:lang w:val="es-MX"/>
+        </w:rPr>
+      </w:pPr>
+      <w:r>
+        <w:rPr>
+          <w:b/>
+          <w:bCs/>
+          <w:noProof/>
+          <w:lang w:val="es-MX"/>
+        </w:rPr>
+        <w:drawing>
+          <wp:anchor distT="0" distB="0" distL="114300" distR="114300" simplePos="0" relativeHeight="251683840" behindDoc="1" locked="0" layoutInCell="1" allowOverlap="1" wp14:anchorId="7F19977C" wp14:editId="77DDEBE2">
+            <wp:simplePos x="0" y="0"/>
+            <wp:positionH relativeFrom="margin">
+              <wp:align>center</wp:align>
+            </wp:positionH>
+            <wp:positionV relativeFrom="paragraph">
+              <wp:posOffset>13335</wp:posOffset>
+            </wp:positionV>
+            <wp:extent cx="3742690" cy="5629275"/>
+            <wp:effectExtent l="0" t="0" r="0" b="9525"/>
+            <wp:wrapTight wrapText="bothSides">
+              <wp:wrapPolygon edited="0">
+                <wp:start x="0" y="0"/>
+                <wp:lineTo x="0" y="21563"/>
+                <wp:lineTo x="21439" y="21563"/>
+                <wp:lineTo x="21439" y="0"/>
+                <wp:lineTo x="0" y="0"/>
+              </wp:wrapPolygon>
+            </wp:wrapTight>
+            <wp:docPr id="426692642" name="Picture 1"/>
+            <wp:cNvGraphicFramePr>
+              <a:graphicFrameLocks xmlns:a="http://schemas.openxmlformats.org/drawingml/2006/main" noChangeAspect="1"/>
+            </wp:cNvGraphicFramePr>
+            <a:graphic xmlns:a="http://schemas.openxmlformats.org/drawingml/2006/main">
+              <a:graphicData uri="http://schemas.openxmlformats.org/drawingml/2006/picture">
+                <pic:pic xmlns:pic="http://schemas.openxmlformats.org/drawingml/2006/picture">
+                  <pic:nvPicPr>
+                    <pic:cNvPr id="426692642" name=""/>
+                    <pic:cNvPicPr/>
+                  </pic:nvPicPr>
+                  <pic:blipFill>
+                    <a:blip r:embed="rId41">
+                      <a:extLst>
+                        <a:ext uri="{28A0092B-C50C-407E-A947-70E740481C1C}">
+                          <a14:useLocalDpi xmlns:a14="http://schemas.microsoft.com/office/drawing/2010/main" val="0"/>
+                        </a:ext>
+                      </a:extLst>
+                    </a:blip>
+                    <a:stretch>
+                      <a:fillRect/>
+                    </a:stretch>
+                  </pic:blipFill>
+                  <pic:spPr>
+                    <a:xfrm>
+                      <a:off x="0" y="0"/>
+                      <a:ext cx="3742690" cy="5629275"/>
+                    </a:xfrm>
+                    <a:prstGeom prst="rect">
+                      <a:avLst/>
+                    </a:prstGeom>
+                  </pic:spPr>
+                </pic:pic>
+              </a:graphicData>
+            </a:graphic>
+            <wp14:sizeRelH relativeFrom="margin">
+              <wp14:pctWidth>0</wp14:pctWidth>
+            </wp14:sizeRelH>
+            <wp14:sizeRelV relativeFrom="margin">
+              <wp14:pctHeight>0</wp14:pctHeight>
+            </wp14:sizeRelV>
+          </wp:anchor>
+        </w:drawing>
+      </w:r>
+    </w:p>
+    <w:p>
+      <w:pPr>
+        <w:jc w:val="both"/>
+        <w:rPr>
+          <w:b/>
+          <w:bCs/>
+          <w:noProof/>
+          <w:lang w:val="es-MX"/>
+        </w:rPr>
+      </w:pPr>
+    </w:p>
+    <w:p>
+      <w:pPr>
+        <w:jc w:val="both"/>
+        <w:rPr>
+          <w:b/>
+          <w:bCs/>
+          <w:noProof/>
+          <w:lang w:val="es-MX"/>
+        </w:rPr>
+      </w:pPr>
+    </w:p>
+    <w:p>
+      <w:pPr>
+        <w:jc w:val="both"/>
+        <w:rPr>
+          <w:b/>
+          <w:bCs/>
+          <w:noProof/>
+          <w:lang w:val="es-MX"/>
+        </w:rPr>
+      </w:pPr>
+    </w:p>
+    <w:p>
+      <w:pPr>
+        <w:jc w:val="both"/>
+        <w:rPr>
+          <w:b/>
+          <w:bCs/>
+          <w:noProof/>
+          <w:lang w:val="es-MX"/>
+        </w:rPr>
+      </w:pPr>
+    </w:p>
+    <w:p>
+      <w:pPr>
+        <w:jc w:val="both"/>
+        <w:rPr>
+          <w:b/>
+          <w:bCs/>
+          <w:noProof/>
+          <w:lang w:val="es-MX"/>
+        </w:rPr>
+      </w:pPr>
+    </w:p>
+    <w:p>
+      <w:pPr>
+        <w:jc w:val="both"/>
+        <w:rPr>
+          <w:b/>
+          <w:bCs/>
+          <w:noProof/>
+          <w:lang w:val="es-MX"/>
+        </w:rPr>
+      </w:pPr>
+    </w:p>
+    <w:p>
+      <w:pPr>
+        <w:jc w:val="both"/>
+        <w:rPr>
+          <w:b/>
+          <w:bCs/>
+          <w:noProof/>
+          <w:lang w:val="es-MX"/>
+        </w:rPr>
+      </w:pPr>
+    </w:p>
+    <w:p>
+      <w:pPr>
+        <w:jc w:val="both"/>
+        <w:rPr>
+          <w:b/>
+          <w:bCs/>
+          <w:noProof/>
+          <w:lang w:val="es-MX"/>
+        </w:rPr>
+      </w:pPr>
+    </w:p>
+    <w:p>
+      <w:pPr>
+        <w:jc w:val="both"/>
+        <w:rPr>
+          <w:b/>
+          <w:bCs/>
+          <w:noProof/>
+          <w:lang w:val="es-MX"/>
+        </w:rPr>
+      </w:pPr>
+    </w:p>
+    <w:p>
+      <w:pPr>
+        <w:jc w:val="both"/>
+        <w:rPr>
+          <w:b/>
+          <w:bCs/>
+          <w:noProof/>
+          <w:lang w:val="es-MX"/>
+        </w:rPr>
+      </w:pPr>
+    </w:p>
+    <w:p>
+      <w:pPr>
+        <w:jc w:val="both"/>
+        <w:rPr>
+          <w:b/>
+          <w:bCs/>
+          <w:noProof/>
+          <w:lang w:val="es-MX"/>
+        </w:rPr>
+      </w:pPr>
+    </w:p>
+    <w:p>
+      <w:pPr>
+        <w:jc w:val="both"/>
+        <w:rPr>
+          <w:b/>
+          <w:bCs/>
+          <w:noProof/>
+          <w:lang w:val="es-MX"/>
+        </w:rPr>
+      </w:pPr>
+    </w:p>
+    <w:p>
+      <w:pPr>
+        <w:jc w:val="both"/>
+        <w:rPr>
+          <w:b/>
+          <w:bCs/>
+          <w:noProof/>
+          <w:lang w:val="es-MX"/>
+        </w:rPr>
+      </w:pPr>
+    </w:p>
+    <w:p>
+      <w:pPr>
+        <w:jc w:val="both"/>
+        <w:rPr>
+          <w:b/>
+          <w:bCs/>
+          <w:noProof/>
+          <w:lang w:val="es-MX"/>
+        </w:rPr>
+      </w:pPr>
+    </w:p>
+    <w:p>
+      <w:pPr>
+        <w:jc w:val="both"/>
+        <w:rPr>
+          <w:b/>
+          <w:bCs/>
+          <w:noProof/>
+          <w:lang w:val="es-MX"/>
+        </w:rPr>
+      </w:pPr>
+    </w:p>
+    <w:p>
+      <w:pPr>
+        <w:jc w:val="both"/>
+        <w:rPr>
+          <w:b/>
+          <w:bCs/>
+          <w:noProof/>
+          <w:lang w:val="es-MX"/>
+        </w:rPr>
+      </w:pPr>
+    </w:p>
+    <w:p>
+      <w:pPr>
+        <w:jc w:val="both"/>
+        <w:rPr>
+          <w:b/>
+          <w:bCs/>
+          <w:noProof/>
+          <w:lang w:val="es-MX"/>
+        </w:rPr>
+      </w:pPr>
+    </w:p>
+    <w:p>
+      <w:pPr>
+        <w:jc w:val="both"/>
+        <w:rPr>
+          <w:b/>
+          <w:bCs/>
+          <w:noProof/>
+          <w:lang w:val="es-MX"/>
+        </w:rPr>
+      </w:pPr>
+    </w:p>
+    <w:p>
+      <w:pPr>
+        <w:jc w:val="both"/>
+        <w:rPr>
+          <w:b/>
+          <w:bCs/>
+          <w:noProof/>
+          <w:lang w:val="es-MX"/>
+        </w:rPr>
+      </w:pPr>
+    </w:p>
+    <w:p>
+      <w:pPr>
+        <w:jc w:val="both"/>
+        <w:rPr>
+          <w:b/>
+          <w:bCs/>
+          <w:noProof/>
+          <w:lang w:val="es-MX"/>
+        </w:rPr>
+      </w:pPr>
+    </w:p>
+    <w:p>
+      <w:pPr>
+        <w:jc w:val="both"/>
+        <w:rPr>
+          <w:b/>
+          <w:bCs/>
+          <w:noProof/>
+          <w:lang w:val="es-MX"/>
+        </w:rPr>
+      </w:pPr>
+    </w:p>
+    <w:p>
+      <w:pPr>
+        <w:jc w:val="both"/>
+        <w:rPr>
+          <w:noProof/>
+          <w:lang w:val="es-MX"/>
+        </w:rPr>
+      </w:pPr>
+      <w:r>
+        <w:rPr>
+          <w:b/>
+          <w:bCs/>
+          <w:noProof/>
+          <w:lang w:val="es-MX"/>
+        </w:rPr>
+        <w:lastRenderedPageBreak/>
+        <w:t xml:space="preserve">Inserción </w:t>
+      </w:r>
+      <w:r>
+        <w:rPr>
+          <w:b/>
+          <w:bCs/>
+          <w:noProof/>
+          <w:lang w:val="es-MX"/>
+        </w:rPr>
+        <w:t>del Valor Difuso:</w:t>
+      </w:r>
+      <w:r>
+        <w:rPr>
+          <w:noProof/>
+          <w:lang w:val="es-MX"/>
+        </w:rPr>
+        <w:t xml:space="preserve"> El resultado escalar obtenido en el módulo de lógica difusa se normaliza e inyecta como un hecho de NivelRobustez, vinculando el análisis cuantitativo con el razonamiento cualitativo del sistema experto.</w:t>
+      </w:r>
+    </w:p>
+    <w:p>
+      <w:pPr>
+        <w:pStyle w:val="ListParagraph"/>
+        <w:jc w:val="both"/>
+        <w:rPr>
+          <w:noProof/>
+          <w:lang w:val="es-MX"/>
+        </w:rPr>
+      </w:pPr>
+      <w:r>
+        <w:rPr>
+          <w:noProof/>
+          <w:lang w:val="es-MX"/>
+        </w:rPr>
+        <w:drawing>
+          <wp:anchor distT="0" distB="0" distL="114300" distR="114300" simplePos="0" relativeHeight="251684864" behindDoc="1" locked="0" layoutInCell="1" allowOverlap="1" wp14:anchorId="56409D1F" wp14:editId="3B641C7E">
+            <wp:simplePos x="0" y="0"/>
+            <wp:positionH relativeFrom="margin">
+              <wp:align>center</wp:align>
+            </wp:positionH>
+            <wp:positionV relativeFrom="paragraph">
+              <wp:posOffset>9525</wp:posOffset>
+            </wp:positionV>
+            <wp:extent cx="3162300" cy="2877185"/>
+            <wp:effectExtent l="0" t="0" r="0" b="0"/>
+            <wp:wrapTight wrapText="bothSides">
+              <wp:wrapPolygon edited="0">
+                <wp:start x="0" y="0"/>
+                <wp:lineTo x="0" y="21452"/>
+                <wp:lineTo x="21470" y="21452"/>
+                <wp:lineTo x="21470" y="0"/>
+                <wp:lineTo x="0" y="0"/>
+              </wp:wrapPolygon>
+            </wp:wrapTight>
+            <wp:docPr id="1888601756" name="Picture 1"/>
+            <wp:cNvGraphicFramePr>
+              <a:graphicFrameLocks xmlns:a="http://schemas.openxmlformats.org/drawingml/2006/main" noChangeAspect="1"/>
+            </wp:cNvGraphicFramePr>
+            <a:graphic xmlns:a="http://schemas.openxmlformats.org/drawingml/2006/main">
+              <a:graphicData uri="http://schemas.openxmlformats.org/drawingml/2006/picture">
+                <pic:pic xmlns:pic="http://schemas.openxmlformats.org/drawingml/2006/picture">
+                  <pic:nvPicPr>
+                    <pic:cNvPr id="1888601756" name=""/>
+                    <pic:cNvPicPr/>
+                  </pic:nvPicPr>
+                  <pic:blipFill>
+                    <a:blip r:embed="rId42">
+                      <a:extLst>
+                        <a:ext uri="{28A0092B-C50C-407E-A947-70E740481C1C}">
+                          <a14:useLocalDpi xmlns:a14="http://schemas.microsoft.com/office/drawing/2010/main" val="0"/>
+                        </a:ext>
+                      </a:extLst>
+                    </a:blip>
+                    <a:stretch>
+                      <a:fillRect/>
+                    </a:stretch>
+                  </pic:blipFill>
+                  <pic:spPr>
+                    <a:xfrm>
+                      <a:off x="0" y="0"/>
+                      <a:ext cx="3162300" cy="2877185"/>
+                    </a:xfrm>
+                    <a:prstGeom prst="rect">
+                      <a:avLst/>
+                    </a:prstGeom>
+                  </pic:spPr>
+                </pic:pic>
+              </a:graphicData>
+            </a:graphic>
+            <wp14:sizeRelH relativeFrom="margin">
+              <wp14:pctWidth>0</wp14:pctWidth>
+            </wp14:sizeRelH>
+            <wp14:sizeRelV relativeFrom="margin">
+              <wp14:pctHeight>0</wp14:pctHeight>
+            </wp14:sizeRelV>
+          </wp:anchor>
+        </w:drawing>
+      </w:r>
+    </w:p>
+    <w:p>
+      <w:pPr>
+        <w:pStyle w:val="ListParagraph"/>
+        <w:jc w:val="both"/>
+        <w:rPr>
+          <w:noProof/>
+          <w:lang w:val="es-MX"/>
+        </w:rPr>
+      </w:pPr>
+    </w:p>
+    <w:p>
+      <w:pPr>
+        <w:pStyle w:val="ListParagraph"/>
+        <w:jc w:val="both"/>
+        <w:rPr>
+          <w:noProof/>
+          <w:lang w:val="es-MX"/>
+        </w:rPr>
+      </w:pPr>
+    </w:p>
+    <w:p>
+      <w:pPr>
+        <w:pStyle w:val="ListParagraph"/>
+        <w:jc w:val="both"/>
+        <w:rPr>
+          <w:noProof/>
+          <w:lang w:val="es-MX"/>
+        </w:rPr>
+      </w:pPr>
+    </w:p>
+    <w:p>
+      <w:pPr>
+        <w:pStyle w:val="ListParagraph"/>
+        <w:jc w:val="both"/>
+        <w:rPr>
+          <w:noProof/>
+          <w:lang w:val="es-MX"/>
+        </w:rPr>
+      </w:pPr>
+    </w:p>
+    <w:p>
+      <w:pPr>
+        <w:pStyle w:val="ListParagraph"/>
+        <w:jc w:val="both"/>
+        <w:rPr>
+          <w:noProof/>
+          <w:lang w:val="es-MX"/>
+        </w:rPr>
+      </w:pPr>
+    </w:p>
+    <w:p>
+      <w:pPr>
+        <w:pStyle w:val="ListParagraph"/>
+        <w:jc w:val="both"/>
+        <w:rPr>
+          <w:noProof/>
+          <w:lang w:val="es-MX"/>
+        </w:rPr>
+      </w:pPr>
+    </w:p>
+    <w:p>
+      <w:pPr>
+        <w:pStyle w:val="ListParagraph"/>
+        <w:jc w:val="both"/>
+        <w:rPr>
+          <w:noProof/>
+          <w:lang w:val="es-MX"/>
+        </w:rPr>
+      </w:pPr>
+    </w:p>
+    <w:p>
+      <w:pPr>
+        <w:pStyle w:val="ListParagraph"/>
+        <w:jc w:val="both"/>
+        <w:rPr>
+          <w:noProof/>
+          <w:lang w:val="es-MX"/>
+        </w:rPr>
+      </w:pPr>
+    </w:p>
+    <w:p>
+      <w:pPr>
+        <w:pStyle w:val="ListParagraph"/>
+        <w:jc w:val="both"/>
+        <w:rPr>
+          <w:noProof/>
+          <w:lang w:val="es-MX"/>
+        </w:rPr>
+      </w:pPr>
+    </w:p>
+    <w:p>
+      <w:pPr>
+        <w:pStyle w:val="ListParagraph"/>
+        <w:jc w:val="both"/>
+        <w:rPr>
+          <w:noProof/>
+          <w:lang w:val="es-MX"/>
+        </w:rPr>
+      </w:pPr>
+    </w:p>
+    <w:p>
+      <w:pPr>
+        <w:pStyle w:val="ListParagraph"/>
+        <w:jc w:val="both"/>
+        <w:rPr>
+          <w:noProof/>
+          <w:lang w:val="es-MX"/>
+        </w:rPr>
+      </w:pPr>
+    </w:p>
+    <w:p>
+      <w:pPr>
+        <w:pStyle w:val="ListParagraph"/>
+        <w:jc w:val="both"/>
+        <w:rPr>
+          <w:noProof/>
+          <w:lang w:val="es-MX"/>
+        </w:rPr>
+      </w:pPr>
+    </w:p>
+    <w:p>
+      <w:pPr>
+        <w:pStyle w:val="ListParagraph"/>
+        <w:jc w:val="both"/>
+        <w:rPr>
+          <w:noProof/>
+          <w:lang w:val="es-MX"/>
+        </w:rPr>
+      </w:pPr>
+    </w:p>
+    <w:p>
+      <w:pPr>
+        <w:pStyle w:val="ListParagraph"/>
+        <w:jc w:val="both"/>
+        <w:rPr>
+          <w:noProof/>
+          <w:lang w:val="es-MX"/>
+        </w:rPr>
+      </w:pPr>
+    </w:p>
+    <w:p>
+      <w:pPr>
+        <w:jc w:val="both"/>
+        <w:rPr>
+          <w:noProof/>
+          <w:lang w:val="es-MX"/>
+        </w:rPr>
+      </w:pPr>
+      <w:r>
+        <w:rPr>
+          <w:noProof/>
+          <w:lang w:val="es-MX"/>
+        </w:rPr>
+        <w:t xml:space="preserve">Este enfoque modular no solo permite manejar un volumen masivo de información, sino que garantiza la </w:t>
+      </w:r>
+      <w:r>
+        <w:rPr>
+          <w:b/>
+          <w:bCs/>
+          <w:noProof/>
+          <w:lang w:val="es-MX"/>
+        </w:rPr>
+        <w:t>trazabilidad</w:t>
+      </w:r>
+      <w:r>
+        <w:rPr>
+          <w:noProof/>
+          <w:lang w:val="es-MX"/>
+        </w:rPr>
+        <w:t>: cada recomendación emitida por el sistema puede rastrearse hasta su origen en la ontología o el cálculo difuso.</w:t>
+      </w:r>
+    </w:p>
+    <w:p>
+      <w:pPr>
+        <w:jc w:val="both"/>
+        <w:rPr>
+          <w:noProof/>
+          <w:lang w:val="es-MX"/>
+        </w:rPr>
+      </w:pPr>
+    </w:p>
+    <w:p>
+      <w:pPr>
+        <w:jc w:val="both"/>
+        <w:rPr>
+          <w:noProof/>
+          <w:lang w:val="es-MX"/>
+        </w:rPr>
+      </w:pPr>
+      <w:r>
+        <w:rPr>
+          <w:noProof/>
+          <w:lang w:val="es-MX"/>
+        </w:rPr>
+        <w:drawing>
+          <wp:anchor distT="0" distB="0" distL="114300" distR="114300" simplePos="0" relativeHeight="251686912" behindDoc="1" locked="0" layoutInCell="1" allowOverlap="1" wp14:anchorId="0A027294" wp14:editId="6636F34A">
+            <wp:simplePos x="0" y="0"/>
+            <wp:positionH relativeFrom="margin">
+              <wp:align>right</wp:align>
+            </wp:positionH>
+            <wp:positionV relativeFrom="paragraph">
+              <wp:posOffset>584390</wp:posOffset>
+            </wp:positionV>
+            <wp:extent cx="2238375" cy="346075"/>
+            <wp:effectExtent l="0" t="0" r="9525" b="0"/>
+            <wp:wrapTight wrapText="bothSides">
+              <wp:wrapPolygon edited="0">
+                <wp:start x="0" y="0"/>
+                <wp:lineTo x="0" y="20213"/>
+                <wp:lineTo x="21508" y="20213"/>
+                <wp:lineTo x="21508" y="0"/>
+                <wp:lineTo x="0" y="0"/>
+              </wp:wrapPolygon>
+            </wp:wrapTight>
+            <wp:docPr id="355264577" name="Picture 1"/>
+            <wp:cNvGraphicFramePr>
+              <a:graphicFrameLocks xmlns:a="http://schemas.openxmlformats.org/drawingml/2006/main" noChangeAspect="1"/>
+            </wp:cNvGraphicFramePr>
+            <a:graphic xmlns:a="http://schemas.openxmlformats.org/drawingml/2006/main">
+              <a:graphicData uri="http://schemas.openxmlformats.org/drawingml/2006/picture">
+                <pic:pic xmlns:pic="http://schemas.openxmlformats.org/drawingml/2006/picture">
+                  <pic:nvPicPr>
+                    <pic:cNvPr id="355264577" name=""/>
+                    <pic:cNvPicPr/>
+                  </pic:nvPicPr>
+                  <pic:blipFill>
+                    <a:blip r:embed="rId43">
+                      <a:extLst>
+                        <a:ext uri="{28A0092B-C50C-407E-A947-70E740481C1C}">
+                          <a14:useLocalDpi xmlns:a14="http://schemas.microsoft.com/office/drawing/2010/main" val="0"/>
+                        </a:ext>
+                      </a:extLst>
+                    </a:blip>
+                    <a:stretch>
+                      <a:fillRect/>
+                    </a:stretch>
+                  </pic:blipFill>
+                  <pic:spPr>
+                    <a:xfrm>
+                      <a:off x="0" y="0"/>
+                      <a:ext cx="2238375" cy="346075"/>
+                    </a:xfrm>
+                    <a:prstGeom prst="rect">
+                      <a:avLst/>
+                    </a:prstGeom>
+                  </pic:spPr>
+                </pic:pic>
+              </a:graphicData>
+            </a:graphic>
+            <wp14:sizeRelH relativeFrom="margin">
+              <wp14:pctWidth>0</wp14:pctWidth>
+            </wp14:sizeRelH>
+            <wp14:sizeRelV relativeFrom="margin">
+              <wp14:pctHeight>0</wp14:pctHeight>
+            </wp14:sizeRelV>
+          </wp:anchor>
+        </w:drawing>
+      </w:r>
+      <w:r>
+        <w:rPr>
+          <w:noProof/>
+          <w:lang w:val="es-MX"/>
+        </w:rPr>
+        <w:drawing>
+          <wp:anchor distT="0" distB="0" distL="114300" distR="114300" simplePos="0" relativeHeight="251685888" behindDoc="1" locked="0" layoutInCell="1" allowOverlap="1" wp14:anchorId="6159BAA1" wp14:editId="6E5046FB">
+            <wp:simplePos x="0" y="0"/>
+            <wp:positionH relativeFrom="margin">
+              <wp:align>left</wp:align>
+            </wp:positionH>
+            <wp:positionV relativeFrom="paragraph">
+              <wp:posOffset>584200</wp:posOffset>
+            </wp:positionV>
+            <wp:extent cx="3391373" cy="2505425"/>
+            <wp:effectExtent l="0" t="0" r="0" b="9525"/>
+            <wp:wrapTight wrapText="bothSides">
+              <wp:wrapPolygon edited="0">
+                <wp:start x="0" y="0"/>
+                <wp:lineTo x="0" y="21518"/>
+                <wp:lineTo x="21479" y="21518"/>
+                <wp:lineTo x="21479" y="0"/>
+                <wp:lineTo x="0" y="0"/>
+              </wp:wrapPolygon>
+            </wp:wrapTight>
+            <wp:docPr id="1119735256" name="Picture 1"/>
+            <wp:cNvGraphicFramePr>
+              <a:graphicFrameLocks xmlns:a="http://schemas.openxmlformats.org/drawingml/2006/main" noChangeAspect="1"/>
+            </wp:cNvGraphicFramePr>
+            <a:graphic xmlns:a="http://schemas.openxmlformats.org/drawingml/2006/main">
+              <a:graphicData uri="http://schemas.openxmlformats.org/drawingml/2006/picture">
+                <pic:pic xmlns:pic="http://schemas.openxmlformats.org/drawingml/2006/picture">
+                  <pic:nvPicPr>
+                    <pic:cNvPr id="1119735256" name=""/>
+                    <pic:cNvPicPr/>
+                  </pic:nvPicPr>
+                  <pic:blipFill>
+                    <a:blip r:embed="rId44">
+                      <a:extLst>
+                        <a:ext uri="{28A0092B-C50C-407E-A947-70E740481C1C}">
+                          <a14:useLocalDpi xmlns:a14="http://schemas.microsoft.com/office/drawing/2010/main" val="0"/>
+                        </a:ext>
+                      </a:extLst>
+                    </a:blip>
+                    <a:stretch>
+                      <a:fillRect/>
+                    </a:stretch>
+                  </pic:blipFill>
+                  <pic:spPr>
+                    <a:xfrm>
+                      <a:off x="0" y="0"/>
+                      <a:ext cx="3391373" cy="2505425"/>
+                    </a:xfrm>
+                    <a:prstGeom prst="rect">
+                      <a:avLst/>
+                    </a:prstGeom>
+                  </pic:spPr>
+                </pic:pic>
+              </a:graphicData>
+            </a:graphic>
+          </wp:anchor>
+        </w:drawing>
+      </w:r>
+      <w:r>
+        <w:rPr>
+          <w:noProof/>
+          <w:lang w:val="es-MX"/>
+        </w:rPr>
+        <w:t>La imagen a continuación muestra el estado de la Base de Hechos del sistema  justo después del engine.reset()</w:t>
+      </w:r>
+    </w:p>
+    <w:p>
+      <w:pPr>
+        <w:jc w:val="both"/>
+        <w:rPr>
+          <w:noProof/>
+          <w:lang w:val="es-MX"/>
+        </w:rPr>
+      </w:pPr>
+    </w:p>
+    <w:p>
+      <w:pPr>
+        <w:jc w:val="both"/>
+        <w:rPr>
+          <w:noProof/>
+          <w:lang w:val="es-MX"/>
+        </w:rPr>
+      </w:pPr>
+    </w:p>
+    <w:p>
+      <w:pPr>
+        <w:jc w:val="both"/>
+        <w:rPr>
+          <w:noProof/>
+          <w:lang w:val="es-MX"/>
+        </w:rPr>
+      </w:pPr>
+    </w:p>
+    <w:p>
+      <w:pPr>
+        <w:jc w:val="both"/>
+        <w:rPr>
+          <w:noProof/>
+          <w:lang w:val="es-MX"/>
+        </w:rPr>
+      </w:pPr>
+    </w:p>
+    <w:p>
+      <w:pPr>
+        <w:jc w:val="both"/>
+        <w:rPr>
+          <w:noProof/>
+          <w:lang w:val="es-MX"/>
+        </w:rPr>
+      </w:pPr>
+    </w:p>
+    <w:p>
+      <w:pPr>
+        <w:jc w:val="both"/>
+        <w:rPr>
+          <w:noProof/>
+          <w:lang w:val="es-MX"/>
+        </w:rPr>
+      </w:pPr>
+    </w:p>
+    <w:p>
+      <w:pPr>
+        <w:jc w:val="both"/>
+        <w:rPr>
+          <w:noProof/>
+          <w:lang w:val="es-MX"/>
+        </w:rPr>
+      </w:pPr>
+    </w:p>
+    <w:p>
+      <w:pPr>
+        <w:jc w:val="both"/>
+        <w:rPr>
+          <w:noProof/>
+          <w:lang w:val="es-MX"/>
+        </w:rPr>
+      </w:pPr>
+    </w:p>
+    <w:p>
+      <w:pPr>
+        <w:jc w:val="both"/>
+        <w:rPr>
+          <w:noProof/>
+          <w:lang w:val="es-MX"/>
+        </w:rPr>
+      </w:pPr>
+      <w:r>
+        <w:rPr>
+          <w:b/>
+          <w:bCs/>
+          <w:noProof/>
+          <w:lang w:val="es-MX"/>
+        </w:rPr>
+        <w:t>Ejecución y Disparo de Reglas</w:t>
+      </w:r>
+      <w:r>
+        <w:rPr>
+          <w:b/>
+          <w:bCs/>
+          <w:noProof/>
+          <w:lang w:val="es-MX"/>
+        </w:rPr>
+        <w:t>:</w:t>
+      </w:r>
+    </w:p>
+    <w:p>
+      <w:pPr>
+        <w:jc w:val="both"/>
+        <w:rPr>
+          <w:noProof/>
+          <w:lang w:val="es-MX"/>
+        </w:rPr>
+      </w:pPr>
+      <w:r>
+        <w:rPr>
+          <w:noProof/>
+          <w:lang w:val="es-MX"/>
+        </w:rPr>
+        <w:t xml:space="preserve">Una vez cargada la base de hechos (tripletas RDF, inferencias, datos de algoritmos y el valor de robustez difusa), se procede a la ejecución del motor mediante el método engine.run(). En esta etapa, el motor de </w:t>
+      </w:r>
+      <w:r>
+        <w:rPr>
+          <w:b/>
+          <w:bCs/>
+          <w:noProof/>
+          <w:lang w:val="es-MX"/>
+        </w:rPr>
+        <w:t>Experta</w:t>
+      </w:r>
+      <w:r>
+        <w:rPr>
+          <w:noProof/>
+          <w:lang w:val="es-MX"/>
+        </w:rPr>
+        <w:t xml:space="preserve"> aplica el algoritmo Rete para emparejar los hechos con las reglas de producción. Gracias a la jerarquía de prioridades (salience), el sistema primero procesa la estructura lógica de la ontología y luego aplica los filtros de seguridad y rendimiento para llegar a una conclusión única, evitando conflictos mediante los mecanismos de especificidad y bloqueo de ciclos previamente descritos.</w:t>
+      </w:r>
+    </w:p>
+    <w:p>
+      <w:pPr>
+        <w:jc w:val="both"/>
+        <w:rPr>
+          <w:noProof/>
+          <w:lang w:val="es-MX"/>
+        </w:rPr>
+      </w:pPr>
+      <w:r>
+        <w:rPr>
+          <w:noProof/>
+          <w:lang w:val="es-MX"/>
+        </w:rPr>
+        <w:drawing>
+          <wp:inline distT="0" distB="0" distL="0" distR="0" wp14:anchorId="1FD06C8D" wp14:editId="19E12A2D">
+            <wp:extent cx="3277057" cy="1438476"/>
+            <wp:effectExtent l="0" t="0" r="0" b="9525"/>
+            <wp:docPr id="2041885804" name="Picture 1"/>
+            <wp:cNvGraphicFramePr>
+              <a:graphicFrameLocks xmlns:a="http://schemas.openxmlformats.org/drawingml/2006/main" noChangeAspect="1"/>
+            </wp:cNvGraphicFramePr>
+            <a:graphic xmlns:a="http://schemas.openxmlformats.org/drawingml/2006/main">
+              <a:graphicData uri="http://schemas.openxmlformats.org/drawingml/2006/picture">
+                <pic:pic xmlns:pic="http://schemas.openxmlformats.org/drawingml/2006/picture">
+                  <pic:nvPicPr>
+                    <pic:cNvPr id="2041885804" name=""/>
+                    <pic:cNvPicPr/>
+                  </pic:nvPicPr>
+                  <pic:blipFill>
+                    <a:blip r:embed="rId45"/>
+                    <a:stretch>
+                      <a:fillRect/>
+                    </a:stretch>
+                  </pic:blipFill>
+                  <pic:spPr>
+                    <a:xfrm>
+                      <a:off x="0" y="0"/>
+                      <a:ext cx="3277057" cy="1438476"/>
+                    </a:xfrm>
+                    <a:prstGeom prst="rect">
+                      <a:avLst/>
+                    </a:prstGeom>
+                  </pic:spPr>
+                </pic:pic>
+              </a:graphicData>
+            </a:graphic>
+          </wp:inline>
+        </w:drawing>
+      </w:r>
+    </w:p>
+    <w:p>
+      <w:pPr>
+        <w:jc w:val="both"/>
+        <w:rPr>
+          <w:noProof/>
+          <w:lang w:val="es-MX"/>
+        </w:rPr>
+      </w:pPr>
+    </w:p>
+    <w:p>
+      <w:pPr>
+        <w:jc w:val="both"/>
+        <w:rPr>
+          <w:b/>
+          <w:bCs/>
+          <w:noProof/>
+          <w:lang w:val="es-MX"/>
+        </w:rPr>
+      </w:pPr>
+      <w:r>
+        <w:rPr>
+          <w:noProof/>
+          <w:lang w:val="es-MX"/>
+        </w:rPr>
+        <w:drawing>
+          <wp:anchor distT="0" distB="0" distL="114300" distR="114300" simplePos="0" relativeHeight="251687936" behindDoc="1" locked="0" layoutInCell="1" allowOverlap="1" wp14:anchorId="7D6BD14A" wp14:editId="26105C1E">
+            <wp:simplePos x="0" y="0"/>
+            <wp:positionH relativeFrom="margin">
+              <wp:align>right</wp:align>
+            </wp:positionH>
+            <wp:positionV relativeFrom="paragraph">
+              <wp:posOffset>13335</wp:posOffset>
+            </wp:positionV>
+            <wp:extent cx="2133600" cy="3286125"/>
+            <wp:effectExtent l="0" t="0" r="0" b="9525"/>
+            <wp:wrapTight wrapText="bothSides">
+              <wp:wrapPolygon edited="0">
+                <wp:start x="0" y="0"/>
+                <wp:lineTo x="0" y="21537"/>
+                <wp:lineTo x="21407" y="21537"/>
+                <wp:lineTo x="21407" y="0"/>
+                <wp:lineTo x="0" y="0"/>
+              </wp:wrapPolygon>
+            </wp:wrapTight>
+            <wp:docPr id="1572543422" name="Picture 1"/>
+            <wp:cNvGraphicFramePr>
+              <a:graphicFrameLocks xmlns:a="http://schemas.openxmlformats.org/drawingml/2006/main" noChangeAspect="1"/>
+            </wp:cNvGraphicFramePr>
+            <a:graphic xmlns:a="http://schemas.openxmlformats.org/drawingml/2006/main">
+              <a:graphicData uri="http://schemas.openxmlformats.org/drawingml/2006/picture">
+                <pic:pic xmlns:pic="http://schemas.openxmlformats.org/drawingml/2006/picture">
+                  <pic:nvPicPr>
+                    <pic:cNvPr id="1572543422" name=""/>
+                    <pic:cNvPicPr/>
+                  </pic:nvPicPr>
+                  <pic:blipFill>
+                    <a:blip r:embed="rId46">
+                      <a:extLst>
+                        <a:ext uri="{28A0092B-C50C-407E-A947-70E740481C1C}">
+                          <a14:useLocalDpi xmlns:a14="http://schemas.microsoft.com/office/drawing/2010/main" val="0"/>
+                        </a:ext>
+                      </a:extLst>
+                    </a:blip>
+                    <a:stretch>
+                      <a:fillRect/>
+                    </a:stretch>
+                  </pic:blipFill>
+                  <pic:spPr>
+                    <a:xfrm>
+                      <a:off x="0" y="0"/>
+                      <a:ext cx="2133600" cy="3286125"/>
+                    </a:xfrm>
+                    <a:prstGeom prst="rect">
+                      <a:avLst/>
+                    </a:prstGeom>
+                  </pic:spPr>
+                </pic:pic>
+              </a:graphicData>
+            </a:graphic>
+          </wp:anchor>
+        </w:drawing>
+      </w:r>
+      <w:r>
+        <w:rPr>
+          <w:b/>
+          <w:bCs/>
+          <w:noProof/>
+          <w:lang w:val="es-MX"/>
+        </w:rPr>
+        <w:t>Resultados del Razonamiento</w:t>
+      </w:r>
+      <w:r>
+        <w:rPr>
+          <w:b/>
+          <w:bCs/>
+          <w:noProof/>
+          <w:lang w:val="es-MX"/>
+        </w:rPr>
+        <w:t>:</w:t>
+      </w:r>
+    </w:p>
+    <w:p>
+      <w:pPr>
+        <w:jc w:val="both"/>
+        <w:rPr>
+          <w:noProof/>
+          <w:lang w:val="es-MX"/>
+        </w:rPr>
+      </w:pPr>
+      <w:r>
+        <w:rPr>
+          <w:noProof/>
+          <w:lang w:val="es-MX"/>
+        </w:rPr>
+        <w:t xml:space="preserve">Los resultados obtenidos consisten en la </w:t>
+      </w:r>
+      <w:r>
+        <w:rPr>
+          <w:b/>
+          <w:bCs/>
+          <w:noProof/>
+          <w:lang w:val="es-MX"/>
+        </w:rPr>
+        <w:t>calificación técnica de seguridad</w:t>
+      </w:r>
+      <w:r>
+        <w:rPr>
+          <w:noProof/>
+          <w:lang w:val="es-MX"/>
+        </w:rPr>
+        <w:t xml:space="preserve"> para cada uno de los algoritmos criptográficos almacenados en la base de hechos</w:t>
+      </w:r>
+      <w:r>
+        <w:rPr>
+          <w:noProof/>
+          <w:lang w:val="es-MX"/>
+        </w:rPr>
+        <w:t xml:space="preserve"> (provenientes de la ontología)</w:t>
+      </w:r>
+      <w:r>
+        <w:rPr>
+          <w:noProof/>
+          <w:lang w:val="es-MX"/>
+        </w:rPr>
+        <w:t>. Este modelo no selecciona una opción óptima, sino que provee una evaluación individual. Esto facilita la creación de un módulo independiente donde, al ingresar variables como capacidad de cómputo y nivel de seguridad requerido, el motor pueda ejecutarse nuevamente para determinar el estado de un algoritmo específico.</w:t>
+      </w:r>
+    </w:p>
+    <w:p>
+      <w:pPr>
+        <w:jc w:val="both"/>
+        <w:rPr>
+          <w:noProof/>
+          <w:lang w:val="es-MX"/>
+        </w:rPr>
+      </w:pPr>
+    </w:p>
+    <w:p>
+      <w:pPr>
+        <w:jc w:val="both"/>
+        <w:rPr>
+          <w:noProof/>
+          <w:lang w:val="es-MX"/>
+        </w:rPr>
+      </w:pPr>
+    </w:p>
+    <w:p>
+      <w:pPr>
+        <w:jc w:val="both"/>
+        <w:rPr>
+          <w:b/>
+          <w:bCs/>
+          <w:noProof/>
+          <w:lang w:val="es-MX"/>
+        </w:rPr>
+      </w:pPr>
+      <w:r>
+        <w:rPr>
+          <w:b/>
+          <w:bCs/>
+          <w:noProof/>
+          <w:lang w:val="es-MX"/>
+        </w:rPr>
+        <w:lastRenderedPageBreak/>
+        <w:t>Módulo de Uso:</w:t>
+      </w:r>
+    </w:p>
+    <w:p>
+      <w:pPr>
+        <w:jc w:val="both"/>
+        <w:rPr>
+          <w:noProof/>
+          <w:lang w:val="es-MX"/>
+        </w:rPr>
+      </w:pPr>
+      <w:r>
+        <w:rPr>
+          <w:noProof/>
+          <w:lang w:val="es-MX"/>
+        </w:rPr>
+        <w:t xml:space="preserve">A diferencia del diseño original —que calificaba simultáneamente todos los algoritmos de la ontología—, esta versión permite la </w:t>
+      </w:r>
+      <w:r>
+        <w:rPr>
+          <w:b/>
+          <w:bCs/>
+          <w:noProof/>
+          <w:lang w:val="es-MX"/>
+        </w:rPr>
+        <w:t>evaluación selectiva</w:t>
+      </w:r>
+      <w:r>
+        <w:rPr>
+          <w:noProof/>
+          <w:lang w:val="es-MX"/>
+        </w:rPr>
+        <w:t>. El objetivo es analizar un algoritmo específico presente en la base de hechos, ajustándose a un contexto determinado.</w:t>
+      </w:r>
+    </w:p>
+    <w:p>
+      <w:pPr>
+        <w:jc w:val="both"/>
+        <w:rPr>
+          <w:noProof/>
+        </w:rPr>
+      </w:pPr>
+      <w:r>
+        <w:rPr>
+          <w:b/>
+          <w:bCs/>
+          <w:noProof/>
+        </w:rPr>
+        <w:t>Flujo de funcionamiento:</w:t>
+      </w:r>
+    </w:p>
+    <w:p>
+      <w:pPr>
+        <w:numPr>
+          <w:ilvl w:val="0"/>
+          <w:numId w:val="6"/>
+        </w:numPr>
+        <w:jc w:val="both"/>
+        <w:rPr>
+          <w:noProof/>
+          <w:lang w:val="es-MX"/>
+        </w:rPr>
+      </w:pPr>
+      <w:r>
+        <w:rPr>
+          <w:b/>
+          <w:bCs/>
+          <w:noProof/>
+          <w:lang w:val="es-MX"/>
+        </w:rPr>
+        <w:t>Definición de Parámetros:</w:t>
+      </w:r>
+      <w:r>
+        <w:rPr>
+          <w:noProof/>
+          <w:lang w:val="es-MX"/>
+        </w:rPr>
+        <w:t xml:space="preserve"> El usuario ingresa los valores de </w:t>
+      </w:r>
+      <w:r>
+        <w:rPr>
+          <w:b/>
+          <w:bCs/>
+          <w:noProof/>
+          <w:lang w:val="es-MX"/>
+        </w:rPr>
+        <w:t>Recursos</w:t>
+      </w:r>
+      <w:r>
+        <w:rPr>
+          <w:noProof/>
+          <w:lang w:val="es-MX"/>
+        </w:rPr>
+        <w:t xml:space="preserve"> (0-100) y </w:t>
+      </w:r>
+      <w:r>
+        <w:rPr>
+          <w:b/>
+          <w:bCs/>
+          <w:noProof/>
+          <w:lang w:val="es-MX"/>
+        </w:rPr>
+        <w:t>Sensibilidad</w:t>
+      </w:r>
+      <w:r>
+        <w:rPr>
+          <w:noProof/>
+          <w:lang w:val="es-MX"/>
+        </w:rPr>
+        <w:t xml:space="preserve"> (0-10).</w:t>
+      </w:r>
+    </w:p>
+    <w:p>
+      <w:pPr>
+        <w:numPr>
+          <w:ilvl w:val="1"/>
+          <w:numId w:val="6"/>
+        </w:numPr>
+        <w:jc w:val="both"/>
+        <w:rPr>
+          <w:noProof/>
+          <w:lang w:val="es-MX"/>
+        </w:rPr>
+      </w:pPr>
+      <w:r>
+        <w:rPr>
+          <w:b/>
+          <w:bCs/>
+          <w:noProof/>
+          <w:lang w:val="es-MX"/>
+        </w:rPr>
+        <w:t>Recursos:</w:t>
+      </w:r>
+      <w:r>
+        <w:rPr>
+          <w:noProof/>
+          <w:lang w:val="es-MX"/>
+        </w:rPr>
+        <w:t xml:space="preserve"> Representa la capacidad de cómputo disponible.</w:t>
+      </w:r>
+    </w:p>
+    <w:p>
+      <w:pPr>
+        <w:numPr>
+          <w:ilvl w:val="1"/>
+          <w:numId w:val="6"/>
+        </w:numPr>
+        <w:jc w:val="both"/>
+        <w:rPr>
+          <w:noProof/>
+          <w:lang w:val="es-MX"/>
+        </w:rPr>
+      </w:pPr>
+      <w:r>
+        <w:rPr>
+          <w:b/>
+          <w:bCs/>
+          <w:noProof/>
+          <w:lang w:val="es-MX"/>
+        </w:rPr>
+        <w:t>Sensibilidad:</w:t>
+      </w:r>
+      <w:r>
+        <w:rPr>
+          <w:noProof/>
+          <w:lang w:val="es-MX"/>
+        </w:rPr>
+        <w:t xml:space="preserve"> Define el nivel de criticidad de la información a cifrar.</w:t>
+      </w:r>
+    </w:p>
+    <w:p>
+      <w:pPr>
+        <w:numPr>
+          <w:ilvl w:val="0"/>
+          <w:numId w:val="6"/>
+        </w:numPr>
+        <w:jc w:val="both"/>
+        <w:rPr>
+          <w:noProof/>
+          <w:lang w:val="es-MX"/>
+        </w:rPr>
+      </w:pPr>
+      <w:r>
+        <w:rPr>
+          <w:b/>
+          <w:bCs/>
+          <w:noProof/>
+          <w:lang w:val="es-MX"/>
+        </w:rPr>
+        <w:t>Selección del Algoritmo:</w:t>
+      </w:r>
+      <w:r>
+        <w:rPr>
+          <w:noProof/>
+          <w:lang w:val="es-MX"/>
+        </w:rPr>
+        <w:t xml:space="preserve"> Se especifica el algoritmo a evaluar (el cual debe existir previamente en la ontología).</w:t>
+      </w:r>
+    </w:p>
+    <w:p>
+      <w:pPr>
+        <w:numPr>
+          <w:ilvl w:val="0"/>
+          <w:numId w:val="6"/>
+        </w:numPr>
+        <w:jc w:val="both"/>
+        <w:rPr>
+          <w:noProof/>
+          <w:lang w:val="es-MX"/>
+        </w:rPr>
+      </w:pPr>
+      <w:r>
+        <w:rPr>
+          <w:b/>
+          <w:bCs/>
+          <w:noProof/>
+          <w:lang w:val="es-MX"/>
+        </w:rPr>
+        <w:t>Procesamiento:</w:t>
+      </w:r>
+      <w:r>
+        <w:rPr>
+          <w:noProof/>
+          <w:lang w:val="es-MX"/>
+        </w:rPr>
+        <w:t xml:space="preserve"> </w:t>
+      </w:r>
+      <w:r>
+        <w:rPr>
+          <w:noProof/>
+          <w:lang w:val="es-MX"/>
+        </w:rPr>
+        <w:t>Los parámetros</w:t>
+      </w:r>
+      <w:r>
+        <w:rPr>
+          <w:noProof/>
+          <w:lang w:val="es-MX"/>
+        </w:rPr>
+        <w:t xml:space="preserve"> alimentan un sistema de </w:t>
+      </w:r>
+      <w:r>
+        <w:rPr>
+          <w:b/>
+          <w:bCs/>
+          <w:noProof/>
+          <w:lang w:val="es-MX"/>
+        </w:rPr>
+        <w:t>lógica difusa</w:t>
+      </w:r>
+      <w:r>
+        <w:rPr>
+          <w:noProof/>
+          <w:lang w:val="es-MX"/>
+        </w:rPr>
+        <w:t xml:space="preserve">, el cual calcula un valor para la variable </w:t>
+      </w:r>
+      <w:r>
+        <w:rPr>
+          <w:b/>
+          <w:bCs/>
+          <w:noProof/>
+          <w:lang w:val="es-MX"/>
+        </w:rPr>
+        <w:t>Robustez</w:t>
+      </w:r>
+      <w:r>
+        <w:rPr>
+          <w:noProof/>
+          <w:lang w:val="es-MX"/>
+        </w:rPr>
+        <w:t xml:space="preserve"> (0-100).</w:t>
+      </w:r>
+    </w:p>
+    <w:p>
+      <w:pPr>
+        <w:numPr>
+          <w:ilvl w:val="1"/>
+          <w:numId w:val="6"/>
+        </w:numPr>
+        <w:jc w:val="both"/>
+        <w:rPr>
+          <w:noProof/>
+          <w:lang w:val="es-MX"/>
+        </w:rPr>
+      </w:pPr>
+      <w:r>
+        <w:rPr>
+          <w:noProof/>
+          <w:lang w:val="es-MX"/>
+        </w:rPr>
+        <w:t xml:space="preserve">Finalmente, este valor de robustez se integra al </w:t>
+      </w:r>
+      <w:r>
+        <w:rPr>
+          <w:noProof/>
+          <w:lang w:val="es-MX"/>
+        </w:rPr>
+        <w:t>motor de inferencia</w:t>
+      </w:r>
+      <w:r>
+        <w:rPr>
+          <w:noProof/>
+          <w:lang w:val="es-MX"/>
+        </w:rPr>
+        <w:t xml:space="preserve"> del </w:t>
+      </w:r>
+      <w:r>
+        <w:rPr>
+          <w:b/>
+          <w:bCs/>
+          <w:noProof/>
+          <w:lang w:val="es-MX"/>
+        </w:rPr>
+        <w:t>sistema experto</w:t>
+      </w:r>
+      <w:r>
+        <w:rPr>
+          <w:noProof/>
+          <w:lang w:val="es-MX"/>
+        </w:rPr>
+        <w:t xml:space="preserve"> para generar la calificación final del algoritmo seleccionado.</w:t>
+      </w:r>
+    </w:p>
+    <w:p>
+      <w:pPr>
         <w:jc w:val="both"/>
         <w:rPr>
           <w:noProof/>
@@ -5378,6 +7597,476 @@
 <file path=word/numbering.xml><?xml version="1.0" encoding="utf-8"?>
 <w:numbering xmlns:wpc="http://schemas.microsoft.com/office/word/2010/wordprocessingCanvas" xmlns:cx="http://schemas.microsoft.com/office/drawing/2014/chartex" xmlns:cx1="http://schemas.microsoft.com/office/drawing/2015/9/8/chartex" xmlns:cx2="http://schemas.microsoft.com/office/drawing/2015/10/21/chartex" xmlns:cx3="http://schemas.microsoft.com/office/drawing/2016/5/9/chartex" xmlns:cx4="http://schemas.microsoft.com/office/drawing/2016/5/10/chartex" xmlns:cx5="http://schemas.microsoft.com/office/drawing/2016/5/11/chartex" xmlns:cx6="http://schemas.microsoft.com/office/drawing/2016/5/12/chartex" xmlns:cx7="http://schemas.microsoft.com/office/drawing/2016/5/13/chartex" xmlns:cx8="http://schemas.microsoft.com/office/drawing/2016/5/14/chartex" xmlns:mc="http://schemas.openxmlformats.org/markup-compatibility/2006" xmlns:aink="http://schemas.microsoft.com/office/drawing/2016/ink" xmlns:am3d="http://schemas.microsoft.com/office/drawing/2017/model3d" xmlns:o="urn:schemas-microsoft-com:office:office" xmlns:oel="http://schemas.microsoft.com/office/2019/extlst" xmlns:r="http://schemas.openxmlformats.org/officeDocument/2006/relationships" xmlns:m="http://schemas.openxmlformats.org/officeDocument/2006/math" xmlns:v="urn:schemas-microsoft-com:vml" xmlns:wp14="http://schemas.microsoft.com/office/word/2010/wordprocessingDrawing" xmlns:wp="http://schemas.openxmlformats.org/drawingml/2006/wordprocessingDrawing" xmlns:w10="urn:schemas-microsoft-com:office:word" xmlns:w="http://schemas.openxmlformats.org/wordprocessingml/2006/main" xmlns:w14="http://schemas.microsoft.com/office/word/2010/wordml" xmlns:w15="http://schemas.microsoft.com/office/word/2012/wordml" xmlns:w16cex="http://schemas.microsoft.com/office/word/2018/wordml/cex" xmlns:w16cid="http://schemas.microsoft.com/office/word/2016/wordml/cid" xmlns:w16="http://schemas.microsoft.com/office/word/2018/wordml" xmlns:w16du="http://schemas.microsoft.com/office/word/2023/wordml/word16du" xmlns:w16sdtdh="http://schemas.microsoft.com/office/word/2020/wordml/sdtdatahash" xmlns:w16sdtfl="http://schemas.microsoft.com/office/word/2024/wordml/sdtformatlock" xmlns:w16se="http://schemas.microsoft.com/office/word/2015/wordml/symex" xmlns:wpg="http://schemas.microsoft.com/office/word/2010/wordprocessingGroup" xmlns:wpi="http://schemas.microsoft.com/office/word/2010/wordprocessingInk" xmlns:wne="http://schemas.microsoft.com/office/word/2006/wordml" xmlns:wps="http://schemas.microsoft.com/office/word/2010/wordprocessingShape" mc:Ignorable="w14 w15 w16se w16cid w16 w16cex w16sdtdh w16sdtfl w16du wp14">
   <w:abstractNum w:abstractNumId="0" w15:restartNumberingAfterBreak="0">
+    <w:nsid w:val="02B87B2A"/>
+    <w:multiLevelType w:val="hybridMultilevel"/>
+    <w:tmpl w:val="FF4EF67A"/>
+    <w:lvl w:ilvl="0" w:tplc="61F09B9C">
+      <w:start w:val="1"/>
+      <w:numFmt w:val="decimal"/>
+      <w:lvlText w:val="%1."/>
+      <w:lvlJc w:val="left"/>
+      <w:pPr>
+        <w:ind w:left="900" w:hanging="360"/>
+      </w:pPr>
+      <w:rPr>
+        <w:rFonts w:hint="default"/>
+        <w:b/>
+        <w:bCs/>
+      </w:rPr>
+    </w:lvl>
+    <w:lvl w:ilvl="1" w:tplc="04090019" w:tentative="1">
+      <w:start w:val="1"/>
+      <w:numFmt w:val="lowerLetter"/>
+      <w:lvlText w:val="%2."/>
+      <w:lvlJc w:val="left"/>
+      <w:pPr>
+        <w:ind w:left="1620" w:hanging="360"/>
+      </w:pPr>
+    </w:lvl>
+    <w:lvl w:ilvl="2" w:tplc="0409001B" w:tentative="1">
+      <w:start w:val="1"/>
+      <w:numFmt w:val="lowerRoman"/>
+      <w:lvlText w:val="%3."/>
+      <w:lvlJc w:val="right"/>
+      <w:pPr>
+        <w:ind w:left="2340" w:hanging="180"/>
+      </w:pPr>
+    </w:lvl>
+    <w:lvl w:ilvl="3" w:tplc="0409000F" w:tentative="1">
+      <w:start w:val="1"/>
+      <w:numFmt w:val="decimal"/>
+      <w:lvlText w:val="%4."/>
+      <w:lvlJc w:val="left"/>
+      <w:pPr>
+        <w:ind w:left="3060" w:hanging="360"/>
+      </w:pPr>
+    </w:lvl>
+    <w:lvl w:ilvl="4" w:tplc="04090019" w:tentative="1">
+      <w:start w:val="1"/>
+      <w:numFmt w:val="lowerLetter"/>
+      <w:lvlText w:val="%5."/>
+      <w:lvlJc w:val="left"/>
+      <w:pPr>
+        <w:ind w:left="3780" w:hanging="360"/>
+      </w:pPr>
+    </w:lvl>
+    <w:lvl w:ilvl="5" w:tplc="0409001B" w:tentative="1">
+      <w:start w:val="1"/>
+      <w:numFmt w:val="lowerRoman"/>
+      <w:lvlText w:val="%6."/>
+      <w:lvlJc w:val="right"/>
+      <w:pPr>
+        <w:ind w:left="4500" w:hanging="180"/>
+      </w:pPr>
+    </w:lvl>
+    <w:lvl w:ilvl="6" w:tplc="0409000F" w:tentative="1">
+      <w:start w:val="1"/>
+      <w:numFmt w:val="decimal"/>
+      <w:lvlText w:val="%7."/>
+      <w:lvlJc w:val="left"/>
+      <w:pPr>
+        <w:ind w:left="5220" w:hanging="360"/>
+      </w:pPr>
+    </w:lvl>
+    <w:lvl w:ilvl="7" w:tplc="04090019" w:tentative="1">
+      <w:start w:val="1"/>
+      <w:numFmt w:val="lowerLetter"/>
+      <w:lvlText w:val="%8."/>
+      <w:lvlJc w:val="left"/>
+      <w:pPr>
+        <w:ind w:left="5940" w:hanging="360"/>
+      </w:pPr>
+    </w:lvl>
+    <w:lvl w:ilvl="8" w:tplc="0409001B" w:tentative="1">
+      <w:start w:val="1"/>
+      <w:numFmt w:val="lowerRoman"/>
+      <w:lvlText w:val="%9."/>
+      <w:lvlJc w:val="right"/>
+      <w:pPr>
+        <w:ind w:left="6660" w:hanging="180"/>
+      </w:pPr>
+    </w:lvl>
+  </w:abstractNum>
+  <w:abstractNum w:abstractNumId="1" w15:restartNumberingAfterBreak="0">
+    <w:nsid w:val="194F24B9"/>
+    <w:multiLevelType w:val="hybridMultilevel"/>
+    <w:tmpl w:val="20F83032"/>
+    <w:lvl w:ilvl="0" w:tplc="EBBE66D2">
+      <w:start w:val="2"/>
+      <w:numFmt w:val="bullet"/>
+      <w:lvlText w:val=""/>
+      <w:lvlJc w:val="left"/>
+      <w:pPr>
+        <w:ind w:left="720" w:hanging="360"/>
+      </w:pPr>
+      <w:rPr>
+        <w:rFonts w:ascii="Symbol" w:eastAsiaTheme="minorHAnsi" w:hAnsi="Symbol" w:cstheme="minorBidi" w:hint="default"/>
+      </w:rPr>
+    </w:lvl>
+    <w:lvl w:ilvl="1" w:tplc="04090003" w:tentative="1">
+      <w:start w:val="1"/>
+      <w:numFmt w:val="bullet"/>
+      <w:lvlText w:val="o"/>
+      <w:lvlJc w:val="left"/>
+      <w:pPr>
+        <w:ind w:left="1440" w:hanging="360"/>
+      </w:pPr>
+      <w:rPr>
+        <w:rFonts w:ascii="Courier New" w:hAnsi="Courier New" w:cs="Courier New" w:hint="default"/>
+      </w:rPr>
+    </w:lvl>
+    <w:lvl w:ilvl="2" w:tplc="04090005" w:tentative="1">
+      <w:start w:val="1"/>
+      <w:numFmt w:val="bullet"/>
+      <w:lvlText w:val=""/>
+      <w:lvlJc w:val="left"/>
+      <w:pPr>
+        <w:ind w:left="2160" w:hanging="360"/>
+      </w:pPr>
+      <w:rPr>
+        <w:rFonts w:ascii="Wingdings" w:hAnsi="Wingdings" w:hint="default"/>
+      </w:rPr>
+    </w:lvl>
+    <w:lvl w:ilvl="3" w:tplc="04090001" w:tentative="1">
+      <w:start w:val="1"/>
+      <w:numFmt w:val="bullet"/>
+      <w:lvlText w:val=""/>
+      <w:lvlJc w:val="left"/>
+      <w:pPr>
+        <w:ind w:left="2880" w:hanging="360"/>
+      </w:pPr>
+      <w:rPr>
+        <w:rFonts w:ascii="Symbol" w:hAnsi="Symbol" w:hint="default"/>
+      </w:rPr>
+    </w:lvl>
+    <w:lvl w:ilvl="4" w:tplc="04090003" w:tentative="1">
+      <w:start w:val="1"/>
+      <w:numFmt w:val="bullet"/>
+      <w:lvlText w:val="o"/>
+      <w:lvlJc w:val="left"/>
+      <w:pPr>
+        <w:ind w:left="3600" w:hanging="360"/>
+      </w:pPr>
+      <w:rPr>
+        <w:rFonts w:ascii="Courier New" w:hAnsi="Courier New" w:cs="Courier New" w:hint="default"/>
+      </w:rPr>
+    </w:lvl>
+    <w:lvl w:ilvl="5" w:tplc="04090005" w:tentative="1">
+      <w:start w:val="1"/>
+      <w:numFmt w:val="bullet"/>
+      <w:lvlText w:val=""/>
+      <w:lvlJc w:val="left"/>
+      <w:pPr>
+        <w:ind w:left="4320" w:hanging="360"/>
+      </w:pPr>
+      <w:rPr>
+        <w:rFonts w:ascii="Wingdings" w:hAnsi="Wingdings" w:hint="default"/>
+      </w:rPr>
+    </w:lvl>
+    <w:lvl w:ilvl="6" w:tplc="04090001" w:tentative="1">
+      <w:start w:val="1"/>
+      <w:numFmt w:val="bullet"/>
+      <w:lvlText w:val=""/>
+      <w:lvlJc w:val="left"/>
+      <w:pPr>
+        <w:ind w:left="5040" w:hanging="360"/>
+      </w:pPr>
+      <w:rPr>
+        <w:rFonts w:ascii="Symbol" w:hAnsi="Symbol" w:hint="default"/>
+      </w:rPr>
+    </w:lvl>
+    <w:lvl w:ilvl="7" w:tplc="04090003" w:tentative="1">
+      <w:start w:val="1"/>
+      <w:numFmt w:val="bullet"/>
+      <w:lvlText w:val="o"/>
+      <w:lvlJc w:val="left"/>
+      <w:pPr>
+        <w:ind w:left="5760" w:hanging="360"/>
+      </w:pPr>
+      <w:rPr>
+        <w:rFonts w:ascii="Courier New" w:hAnsi="Courier New" w:cs="Courier New" w:hint="default"/>
+      </w:rPr>
+    </w:lvl>
+    <w:lvl w:ilvl="8" w:tplc="04090005" w:tentative="1">
+      <w:start w:val="1"/>
+      <w:numFmt w:val="bullet"/>
+      <w:lvlText w:val=""/>
+      <w:lvlJc w:val="left"/>
+      <w:pPr>
+        <w:ind w:left="6480" w:hanging="360"/>
+      </w:pPr>
+      <w:rPr>
+        <w:rFonts w:ascii="Wingdings" w:hAnsi="Wingdings" w:hint="default"/>
+      </w:rPr>
+    </w:lvl>
+  </w:abstractNum>
+  <w:abstractNum w:abstractNumId="2" w15:restartNumberingAfterBreak="0">
+    <w:nsid w:val="3601136D"/>
+    <w:multiLevelType w:val="multilevel"/>
+    <w:tmpl w:val="CDB2B602"/>
+    <w:lvl w:ilvl="0">
+      <w:start w:val="1"/>
+      <w:numFmt w:val="decimal"/>
+      <w:lvlText w:val="%1."/>
+      <w:lvlJc w:val="left"/>
+      <w:pPr>
+        <w:tabs>
+          <w:tab w:val="num" w:pos="720"/>
+        </w:tabs>
+        <w:ind w:left="720" w:hanging="360"/>
+      </w:pPr>
+    </w:lvl>
+    <w:lvl w:ilvl="1">
+      <w:start w:val="1"/>
+      <w:numFmt w:val="bullet"/>
+      <w:lvlText w:val="o"/>
+      <w:lvlJc w:val="left"/>
+      <w:pPr>
+        <w:tabs>
+          <w:tab w:val="num" w:pos="1440"/>
+        </w:tabs>
+        <w:ind w:left="1440" w:hanging="360"/>
+      </w:pPr>
+      <w:rPr>
+        <w:rFonts w:ascii="Courier New" w:hAnsi="Courier New" w:hint="default"/>
+        <w:sz w:val="20"/>
+      </w:rPr>
+    </w:lvl>
+    <w:lvl w:ilvl="2" w:tentative="1">
+      <w:start w:val="1"/>
+      <w:numFmt w:val="decimal"/>
+      <w:lvlText w:val="%3."/>
+      <w:lvlJc w:val="left"/>
+      <w:pPr>
+        <w:tabs>
+          <w:tab w:val="num" w:pos="2160"/>
+        </w:tabs>
+        <w:ind w:left="2160" w:hanging="360"/>
+      </w:pPr>
+    </w:lvl>
+    <w:lvl w:ilvl="3" w:tentative="1">
+      <w:start w:val="1"/>
+      <w:numFmt w:val="decimal"/>
+      <w:lvlText w:val="%4."/>
+      <w:lvlJc w:val="left"/>
+      <w:pPr>
+        <w:tabs>
+          <w:tab w:val="num" w:pos="2880"/>
+        </w:tabs>
+        <w:ind w:left="2880" w:hanging="360"/>
+      </w:pPr>
+    </w:lvl>
+    <w:lvl w:ilvl="4" w:tentative="1">
+      <w:start w:val="1"/>
+      <w:numFmt w:val="decimal"/>
+      <w:lvlText w:val="%5."/>
+      <w:lvlJc w:val="left"/>
+      <w:pPr>
+        <w:tabs>
+          <w:tab w:val="num" w:pos="3600"/>
+        </w:tabs>
+        <w:ind w:left="3600" w:hanging="360"/>
+      </w:pPr>
+    </w:lvl>
+    <w:lvl w:ilvl="5" w:tentative="1">
+      <w:start w:val="1"/>
+      <w:numFmt w:val="decimal"/>
+      <w:lvlText w:val="%6."/>
+      <w:lvlJc w:val="left"/>
+      <w:pPr>
+        <w:tabs>
+          <w:tab w:val="num" w:pos="4320"/>
+        </w:tabs>
+        <w:ind w:left="4320" w:hanging="360"/>
+      </w:pPr>
+    </w:lvl>
+    <w:lvl w:ilvl="6" w:tentative="1">
+      <w:start w:val="1"/>
+      <w:numFmt w:val="decimal"/>
+      <w:lvlText w:val="%7."/>
+      <w:lvlJc w:val="left"/>
+      <w:pPr>
+        <w:tabs>
+          <w:tab w:val="num" w:pos="5040"/>
+        </w:tabs>
+        <w:ind w:left="5040" w:hanging="360"/>
+      </w:pPr>
+    </w:lvl>
+    <w:lvl w:ilvl="7" w:tentative="1">
+      <w:start w:val="1"/>
+      <w:numFmt w:val="decimal"/>
+      <w:lvlText w:val="%8."/>
+      <w:lvlJc w:val="left"/>
+      <w:pPr>
+        <w:tabs>
+          <w:tab w:val="num" w:pos="5760"/>
+        </w:tabs>
+        <w:ind w:left="5760" w:hanging="360"/>
+      </w:pPr>
+    </w:lvl>
+    <w:lvl w:ilvl="8" w:tentative="1">
+      <w:start w:val="1"/>
+      <w:numFmt w:val="decimal"/>
+      <w:lvlText w:val="%9."/>
+      <w:lvlJc w:val="left"/>
+      <w:pPr>
+        <w:tabs>
+          <w:tab w:val="num" w:pos="6480"/>
+        </w:tabs>
+        <w:ind w:left="6480" w:hanging="360"/>
+      </w:pPr>
+    </w:lvl>
+  </w:abstractNum>
+  <w:abstractNum w:abstractNumId="3" w15:restartNumberingAfterBreak="0">
+    <w:nsid w:val="4C092BE2"/>
+    <w:multiLevelType w:val="multilevel"/>
+    <w:tmpl w:val="724A0420"/>
+    <w:lvl w:ilvl="0">
+      <w:start w:val="1"/>
+      <w:numFmt w:val="bullet"/>
+      <w:lvlText w:val=""/>
+      <w:lvlJc w:val="left"/>
+      <w:pPr>
+        <w:tabs>
+          <w:tab w:val="num" w:pos="720"/>
+        </w:tabs>
+        <w:ind w:left="720" w:hanging="360"/>
+      </w:pPr>
+      <w:rPr>
+        <w:rFonts w:ascii="Symbol" w:hAnsi="Symbol" w:hint="default"/>
+        <w:sz w:val="20"/>
+      </w:rPr>
+    </w:lvl>
+    <w:lvl w:ilvl="1" w:tentative="1">
+      <w:start w:val="1"/>
+      <w:numFmt w:val="bullet"/>
+      <w:lvlText w:val="o"/>
+      <w:lvlJc w:val="left"/>
+      <w:pPr>
+        <w:tabs>
+          <w:tab w:val="num" w:pos="1440"/>
+        </w:tabs>
+        <w:ind w:left="1440" w:hanging="360"/>
+      </w:pPr>
+      <w:rPr>
+        <w:rFonts w:ascii="Courier New" w:hAnsi="Courier New" w:hint="default"/>
+        <w:sz w:val="20"/>
+      </w:rPr>
+    </w:lvl>
+    <w:lvl w:ilvl="2" w:tentative="1">
+      <w:start w:val="1"/>
+      <w:numFmt w:val="bullet"/>
+      <w:lvlText w:val=""/>
+      <w:lvlJc w:val="left"/>
+      <w:pPr>
+        <w:tabs>
+          <w:tab w:val="num" w:pos="2160"/>
+        </w:tabs>
+        <w:ind w:left="2160" w:hanging="360"/>
+      </w:pPr>
+      <w:rPr>
+        <w:rFonts w:ascii="Wingdings" w:hAnsi="Wingdings" w:hint="default"/>
+        <w:sz w:val="20"/>
+      </w:rPr>
+    </w:lvl>
+    <w:lvl w:ilvl="3" w:tentative="1">
+      <w:start w:val="1"/>
+      <w:numFmt w:val="bullet"/>
+      <w:lvlText w:val=""/>
+      <w:lvlJc w:val="left"/>
+      <w:pPr>
+        <w:tabs>
+          <w:tab w:val="num" w:pos="2880"/>
+        </w:tabs>
+        <w:ind w:left="2880" w:hanging="360"/>
+      </w:pPr>
+      <w:rPr>
+        <w:rFonts w:ascii="Wingdings" w:hAnsi="Wingdings" w:hint="default"/>
+        <w:sz w:val="20"/>
+      </w:rPr>
+    </w:lvl>
+    <w:lvl w:ilvl="4" w:tentative="1">
+      <w:start w:val="1"/>
+      <w:numFmt w:val="bullet"/>
+      <w:lvlText w:val=""/>
+      <w:lvlJc w:val="left"/>
+      <w:pPr>
+        <w:tabs>
+          <w:tab w:val="num" w:pos="3600"/>
+        </w:tabs>
+        <w:ind w:left="3600" w:hanging="360"/>
+      </w:pPr>
+      <w:rPr>
+        <w:rFonts w:ascii="Wingdings" w:hAnsi="Wingdings" w:hint="default"/>
+        <w:sz w:val="20"/>
+      </w:rPr>
+    </w:lvl>
+    <w:lvl w:ilvl="5" w:tentative="1">
+      <w:start w:val="1"/>
+      <w:numFmt w:val="bullet"/>
+      <w:lvlText w:val=""/>
+      <w:lvlJc w:val="left"/>
+      <w:pPr>
+        <w:tabs>
+          <w:tab w:val="num" w:pos="4320"/>
+        </w:tabs>
+        <w:ind w:left="4320" w:hanging="360"/>
+      </w:pPr>
+      <w:rPr>
+        <w:rFonts w:ascii="Wingdings" w:hAnsi="Wingdings" w:hint="default"/>
+        <w:sz w:val="20"/>
+      </w:rPr>
+    </w:lvl>
+    <w:lvl w:ilvl="6" w:tentative="1">
+      <w:start w:val="1"/>
+      <w:numFmt w:val="bullet"/>
+      <w:lvlText w:val=""/>
+      <w:lvlJc w:val="left"/>
+      <w:pPr>
+        <w:tabs>
+          <w:tab w:val="num" w:pos="5040"/>
+        </w:tabs>
+        <w:ind w:left="5040" w:hanging="360"/>
+      </w:pPr>
+      <w:rPr>
+        <w:rFonts w:ascii="Wingdings" w:hAnsi="Wingdings" w:hint="default"/>
+        <w:sz w:val="20"/>
+      </w:rPr>
+    </w:lvl>
+    <w:lvl w:ilvl="7" w:tentative="1">
+      <w:start w:val="1"/>
+      <w:numFmt w:val="bullet"/>
+      <w:lvlText w:val=""/>
+      <w:lvlJc w:val="left"/>
+      <w:pPr>
+        <w:tabs>
+          <w:tab w:val="num" w:pos="5760"/>
+        </w:tabs>
+        <w:ind w:left="5760" w:hanging="360"/>
+      </w:pPr>
+      <w:rPr>
+        <w:rFonts w:ascii="Wingdings" w:hAnsi="Wingdings" w:hint="default"/>
+        <w:sz w:val="20"/>
+      </w:rPr>
+    </w:lvl>
+    <w:lvl w:ilvl="8" w:tentative="1">
+      <w:start w:val="1"/>
+      <w:numFmt w:val="bullet"/>
+      <w:lvlText w:val=""/>
+      <w:lvlJc w:val="left"/>
+      <w:pPr>
+        <w:tabs>
+          <w:tab w:val="num" w:pos="6480"/>
+        </w:tabs>
+        <w:ind w:left="6480" w:hanging="360"/>
+      </w:pPr>
+      <w:rPr>
+        <w:rFonts w:ascii="Wingdings" w:hAnsi="Wingdings" w:hint="default"/>
+        <w:sz w:val="20"/>
+      </w:rPr>
+    </w:lvl>
+  </w:abstractNum>
+  <w:abstractNum w:abstractNumId="4" w15:restartNumberingAfterBreak="0">
     <w:nsid w:val="4CB159EC"/>
     <w:multiLevelType w:val="multilevel"/>
     <w:tmpl w:val="E86C267C"/>
@@ -5490,7 +8179,7 @@
       </w:pPr>
     </w:lvl>
   </w:abstractNum>
-  <w:abstractNum w:abstractNumId="1" w15:restartNumberingAfterBreak="0">
+  <w:abstractNum w:abstractNumId="5" w15:restartNumberingAfterBreak="0">
     <w:nsid w:val="73695A30"/>
     <w:multiLevelType w:val="hybridMultilevel"/>
     <w:tmpl w:val="044AEA06"/>
@@ -5580,10 +8269,22 @@
     </w:lvl>
   </w:abstractNum>
   <w:num w:numId="1" w16cid:durableId="1942102823">
+    <w:abstractNumId w:val="4"/>
+  </w:num>
+  <w:num w:numId="2" w16cid:durableId="1936741588">
+    <w:abstractNumId w:val="5"/>
+  </w:num>
+  <w:num w:numId="3" w16cid:durableId="1145929180">
+    <w:abstractNumId w:val="3"/>
+  </w:num>
+  <w:num w:numId="4" w16cid:durableId="247009527">
+    <w:abstractNumId w:val="1"/>
+  </w:num>
+  <w:num w:numId="5" w16cid:durableId="1342970090">
     <w:abstractNumId w:val="0"/>
   </w:num>
-  <w:num w:numId="2" w16cid:durableId="1936741588">
-    <w:abstractNumId w:val="1"/>
+  <w:num w:numId="6" w16cid:durableId="1822111647">
+    <w:abstractNumId w:val="2"/>
   </w:num>
 </w:numbering>
 </file>

--- a/documentacion.docx
+++ b/documentacion.docx
@@ -394,13 +394,23 @@
         </w:rPr>
         <w:t xml:space="preserve">El presente proyecto desarrolla un sistema híbrido de inteligencia artificial denominado </w:t>
       </w:r>
-      <w:r>
-        <w:rPr>
-          <w:b/>
-          <w:bCs/>
-          <w:lang w:val="es-MX"/>
-        </w:rPr>
-        <w:t>CryptoShield AI</w:t>
+      <w:proofErr w:type="spellStart"/>
+      <w:r>
+        <w:rPr>
+          <w:b/>
+          <w:bCs/>
+          <w:lang w:val="es-MX"/>
+        </w:rPr>
+        <w:t>CryptoShield</w:t>
+      </w:r>
+      <w:proofErr w:type="spellEnd"/>
+      <w:r>
+        <w:rPr>
+          <w:b/>
+          <w:bCs/>
+          <w:lang w:val="es-MX"/>
+        </w:rPr>
+        <w:t xml:space="preserve"> AI</w:t>
       </w:r>
       <w:r>
         <w:rPr>
@@ -643,7 +653,21 @@
         <w:rPr>
           <w:lang w:val="es-MX"/>
         </w:rPr>
-        <w:t xml:space="preserve"> calcula la robustez requerida del contexto mediante Scikit-Fuzzy. </w:t>
+        <w:t xml:space="preserve"> calcula la robustez requerida del contexto mediante </w:t>
+      </w:r>
+      <w:proofErr w:type="spellStart"/>
+      <w:r>
+        <w:rPr>
+          <w:lang w:val="es-MX"/>
+        </w:rPr>
+        <w:t>Scikit-Fuzzy</w:t>
+      </w:r>
+      <w:proofErr w:type="spellEnd"/>
+      <w:r>
+        <w:rPr>
+          <w:lang w:val="es-MX"/>
+        </w:rPr>
+        <w:t xml:space="preserve">. </w:t>
       </w:r>
     </w:p>
     <w:p>
@@ -669,7 +693,21 @@
         <w:rPr>
           <w:lang w:val="es-MX"/>
         </w:rPr>
-        <w:t xml:space="preserve"> integra la ontología razonada y el resultado fuzzy para tomar decisiones mediante Experta.</w:t>
+        <w:t xml:space="preserve"> integra la ontología razonada y el resultado </w:t>
+      </w:r>
+      <w:proofErr w:type="spellStart"/>
+      <w:r>
+        <w:rPr>
+          <w:lang w:val="es-MX"/>
+        </w:rPr>
+        <w:t>fuzzy</w:t>
+      </w:r>
+      <w:proofErr w:type="spellEnd"/>
+      <w:r>
+        <w:rPr>
+          <w:lang w:val="es-MX"/>
+        </w:rPr>
+        <w:t xml:space="preserve"> para tomar decisiones mediante Experta.</w:t>
       </w:r>
     </w:p>
     <w:p>
@@ -758,7 +796,21 @@
         <w:rPr>
           <w:lang w:val="es-MX"/>
         </w:rPr>
-        <w:t>La ontología se implementó con RDFLib usando RDF y RDFS. Su objetivo es representar formalmente los conceptos principales del dominio criptográfico, tales como algoritmos, niveles de seguridad, contextos de uso, propiedades de los algoritmos y relaciones jerárquicas entre clases.</w:t>
+        <w:t xml:space="preserve">La ontología se implementó con </w:t>
+      </w:r>
+      <w:proofErr w:type="spellStart"/>
+      <w:r>
+        <w:rPr>
+          <w:lang w:val="es-MX"/>
+        </w:rPr>
+        <w:t>RDFLib</w:t>
+      </w:r>
+      <w:proofErr w:type="spellEnd"/>
+      <w:r>
+        <w:rPr>
+          <w:lang w:val="es-MX"/>
+        </w:rPr>
+        <w:t xml:space="preserve"> usando RDF y RDFS. Su objetivo es representar formalmente los conceptos principales del dominio criptográfico, tales como algoritmos, niveles de seguridad, contextos de uso, propiedades de los algoritmos y relaciones jerárquicas entre clases.</w:t>
       </w:r>
     </w:p>
     <w:p>
@@ -884,7 +936,21 @@
         <w:rPr>
           <w:lang w:val="es-MX"/>
         </w:rPr>
-        <w:t>En esta etapa se realiza la declaración de las clases principales de la ontología. Cada clase representa un concepto del dominio criptográfico, como algoritmos de cifrado, funciones hash, algoritmos postcuánticos, algoritmos vulnerables y contextos de uso.</w:t>
+        <w:t xml:space="preserve">En esta etapa se realiza la declaración de las clases principales de la ontología. Cada clase representa un concepto del dominio criptográfico, como algoritmos de cifrado, funciones hash, algoritmos </w:t>
+      </w:r>
+      <w:proofErr w:type="spellStart"/>
+      <w:r>
+        <w:rPr>
+          <w:lang w:val="es-MX"/>
+        </w:rPr>
+        <w:t>postcuánticos</w:t>
+      </w:r>
+      <w:proofErr w:type="spellEnd"/>
+      <w:r>
+        <w:rPr>
+          <w:lang w:val="es-MX"/>
+        </w:rPr>
+        <w:t>, algoritmos vulnerables y contextos de uso.</w:t>
       </w:r>
       <w:r>
         <w:rPr>
@@ -896,8 +962,42 @@
         <w:rPr>
           <w:lang w:val="es-MX"/>
         </w:rPr>
-        <w:t xml:space="preserve">Las clases se definen mediante rdf:type rdfs:Class y se documentan con </w:t>
-      </w:r>
+        <w:t xml:space="preserve">Las clases se definen mediante </w:t>
+      </w:r>
+      <w:proofErr w:type="spellStart"/>
+      <w:proofErr w:type="gramStart"/>
+      <w:r>
+        <w:rPr>
+          <w:lang w:val="es-MX"/>
+        </w:rPr>
+        <w:t>rdf:type</w:t>
+      </w:r>
+      <w:proofErr w:type="spellEnd"/>
+      <w:proofErr w:type="gramEnd"/>
+      <w:r>
+        <w:rPr>
+          <w:lang w:val="es-MX"/>
+        </w:rPr>
+        <w:t xml:space="preserve"> </w:t>
+      </w:r>
+      <w:proofErr w:type="spellStart"/>
+      <w:proofErr w:type="gramStart"/>
+      <w:r>
+        <w:rPr>
+          <w:lang w:val="es-MX"/>
+        </w:rPr>
+        <w:t>rdfs:Class</w:t>
+      </w:r>
+      <w:proofErr w:type="spellEnd"/>
+      <w:proofErr w:type="gramEnd"/>
+      <w:r>
+        <w:rPr>
+          <w:lang w:val="es-MX"/>
+        </w:rPr>
+        <w:t xml:space="preserve"> y se documentan con </w:t>
+      </w:r>
+      <w:proofErr w:type="spellStart"/>
+      <w:proofErr w:type="gramStart"/>
       <w:r>
         <w:rPr>
           <w:b/>
@@ -906,6 +1006,8 @@
         </w:rPr>
         <w:t>rdfs:label</w:t>
       </w:r>
+      <w:proofErr w:type="spellEnd"/>
+      <w:proofErr w:type="gramEnd"/>
       <w:r>
         <w:rPr>
           <w:lang w:val="es-MX"/>
@@ -1026,7 +1128,23 @@
         <w:rPr>
           <w:lang w:val="es-MX"/>
         </w:rPr>
-        <w:t>En esta etapa se definen las jerarquías entre clases utilizando rdfs:subClassOf. Esto permite establecer relaciones de especialización dentro de la ontología, donde clases más específicas heredan características de clases más generales.</w:t>
+        <w:t xml:space="preserve">En esta etapa se definen las jerarquías entre clases utilizando </w:t>
+      </w:r>
+      <w:proofErr w:type="spellStart"/>
+      <w:proofErr w:type="gramStart"/>
+      <w:r>
+        <w:rPr>
+          <w:lang w:val="es-MX"/>
+        </w:rPr>
+        <w:t>rdfs:subClassOf</w:t>
+      </w:r>
+      <w:proofErr w:type="spellEnd"/>
+      <w:proofErr w:type="gramEnd"/>
+      <w:r>
+        <w:rPr>
+          <w:lang w:val="es-MX"/>
+        </w:rPr>
+        <w:t>. Esto permite establecer relaciones de especialización dentro de la ontología, donde clases más específicas heredan características de clases más generales.</w:t>
       </w:r>
     </w:p>
     <w:p>
@@ -1041,7 +1159,77 @@
           <w:lang w:val="es-MX"/>
         </w:rPr>
         <w:lastRenderedPageBreak/>
-        <w:t>Por ejemplo, CifradoSimetrico y CifradoAsimetrico se definen como subclases de AlgoritmoCriptografico, mientras que InfraestructuraCritica se modela como subclase de ContextoUso. Estas relaciones son utilizadas posteriormente durante el razonamiento semántico para generar nuevas inferencias automáticamente.</w:t>
+        <w:t xml:space="preserve">Por ejemplo, </w:t>
+      </w:r>
+      <w:proofErr w:type="spellStart"/>
+      <w:r>
+        <w:rPr>
+          <w:lang w:val="es-MX"/>
+        </w:rPr>
+        <w:t>CifradoSimetrico</w:t>
+      </w:r>
+      <w:proofErr w:type="spellEnd"/>
+      <w:r>
+        <w:rPr>
+          <w:lang w:val="es-MX"/>
+        </w:rPr>
+        <w:t xml:space="preserve"> y </w:t>
+      </w:r>
+      <w:proofErr w:type="spellStart"/>
+      <w:r>
+        <w:rPr>
+          <w:lang w:val="es-MX"/>
+        </w:rPr>
+        <w:t>CifradoAsimetrico</w:t>
+      </w:r>
+      <w:proofErr w:type="spellEnd"/>
+      <w:r>
+        <w:rPr>
+          <w:lang w:val="es-MX"/>
+        </w:rPr>
+        <w:t xml:space="preserve"> se definen como subclases de </w:t>
+      </w:r>
+      <w:proofErr w:type="spellStart"/>
+      <w:r>
+        <w:rPr>
+          <w:lang w:val="es-MX"/>
+        </w:rPr>
+        <w:t>AlgoritmoCriptografico</w:t>
+      </w:r>
+      <w:proofErr w:type="spellEnd"/>
+      <w:r>
+        <w:rPr>
+          <w:lang w:val="es-MX"/>
+        </w:rPr>
+        <w:t xml:space="preserve">, mientras que </w:t>
+      </w:r>
+      <w:proofErr w:type="spellStart"/>
+      <w:r>
+        <w:rPr>
+          <w:lang w:val="es-MX"/>
+        </w:rPr>
+        <w:t>InfraestructuraCritica</w:t>
+      </w:r>
+      <w:proofErr w:type="spellEnd"/>
+      <w:r>
+        <w:rPr>
+          <w:lang w:val="es-MX"/>
+        </w:rPr>
+        <w:t xml:space="preserve"> se modela como subclase de </w:t>
+      </w:r>
+      <w:proofErr w:type="spellStart"/>
+      <w:r>
+        <w:rPr>
+          <w:lang w:val="es-MX"/>
+        </w:rPr>
+        <w:t>ContextoUso</w:t>
+      </w:r>
+      <w:proofErr w:type="spellEnd"/>
+      <w:r>
+        <w:rPr>
+          <w:lang w:val="es-MX"/>
+        </w:rPr>
+        <w:t>. Estas relaciones son utilizadas posteriormente durante el razonamiento semántico para generar nuevas inferencias automáticamente.</w:t>
       </w:r>
     </w:p>
     <w:p>
@@ -1239,7 +1427,53 @@
         <w:rPr>
           <w:lang w:val="es-MX"/>
         </w:rPr>
-        <w:t xml:space="preserve">En esta etapa se definen las propiedades RDF que establecen los vínculos entre las entidades del dominio, especificando formalmente sus dominios (rdfs:domain) y rangos (rdfs:range). Esto permite restringir el tipo de datos aceptados, utilizando tanto URIs para relacionar clases como Literales con tipado XML-Schema para valores específicos. Además, se </w:t>
+        <w:t>En esta etapa se definen las propiedades RDF que establecen los vínculos entre las entidades del dominio, especificando formalmente sus dominios (</w:t>
+      </w:r>
+      <w:proofErr w:type="spellStart"/>
+      <w:proofErr w:type="gramStart"/>
+      <w:r>
+        <w:rPr>
+          <w:lang w:val="es-MX"/>
+        </w:rPr>
+        <w:t>rdfs:domain</w:t>
+      </w:r>
+      <w:proofErr w:type="spellEnd"/>
+      <w:proofErr w:type="gramEnd"/>
+      <w:r>
+        <w:rPr>
+          <w:lang w:val="es-MX"/>
+        </w:rPr>
+        <w:t>) y rangos (</w:t>
+      </w:r>
+      <w:proofErr w:type="spellStart"/>
+      <w:proofErr w:type="gramStart"/>
+      <w:r>
+        <w:rPr>
+          <w:lang w:val="es-MX"/>
+        </w:rPr>
+        <w:t>rdfs:range</w:t>
+      </w:r>
+      <w:proofErr w:type="spellEnd"/>
+      <w:proofErr w:type="gramEnd"/>
+      <w:r>
+        <w:rPr>
+          <w:lang w:val="es-MX"/>
+        </w:rPr>
+        <w:t xml:space="preserve">). Esto permite restringir el tipo de datos aceptados, utilizando tanto </w:t>
+      </w:r>
+      <w:proofErr w:type="spellStart"/>
+      <w:r>
+        <w:rPr>
+          <w:lang w:val="es-MX"/>
+        </w:rPr>
+        <w:t>URIs</w:t>
+      </w:r>
+      <w:proofErr w:type="spellEnd"/>
+      <w:r>
+        <w:rPr>
+          <w:lang w:val="es-MX"/>
+        </w:rPr>
+        <w:t xml:space="preserve"> para relacionar clases como Literales con tipado XML-Schema para valores específicos. Además, se </w:t>
       </w:r>
       <w:r>
         <w:rPr>
@@ -1346,7 +1580,25 @@
           <w:lang w:val="es-MX"/>
         </w:rPr>
         <w:lastRenderedPageBreak/>
-        <w:t>Jerarquía de Propiedades (subPropertyOf):</w:t>
+        <w:t>Jerarquía de Propiedades (</w:t>
+      </w:r>
+      <w:proofErr w:type="spellStart"/>
+      <w:r>
+        <w:rPr>
+          <w:b/>
+          <w:bCs/>
+          <w:lang w:val="es-MX"/>
+        </w:rPr>
+        <w:t>subPropertyOf</w:t>
+      </w:r>
+      <w:proofErr w:type="spellEnd"/>
+      <w:r>
+        <w:rPr>
+          <w:b/>
+          <w:bCs/>
+          <w:lang w:val="es-MX"/>
+        </w:rPr>
+        <w:t>):</w:t>
       </w:r>
     </w:p>
     <w:p>
@@ -1424,7 +1676,23 @@
         <w:rPr>
           <w:lang w:val="es-MX"/>
         </w:rPr>
-        <w:t>En esta etapa se establecen relaciones de especialización entre los predicados de la ontología mediante el uso de rdfs:subPropertyOf. Esta jerarquía permite que el razonador semántico infiera automáticamente hechos más generales a partir de afirmaciones específicas; por ejemplo, al definir que un algoritmo fue estandarizado por una entidad, el sistema deduce que dicha entidad actúa también como su publicador según el vocabulario Dublin Core. Este proceso de inferencia es clave para generar el cierre deductivo que servirá como base de hechos completa para el sistema experto.</w:t>
+        <w:t xml:space="preserve">En esta etapa se establecen relaciones de especialización entre los predicados de la ontología mediante el uso de </w:t>
+      </w:r>
+      <w:proofErr w:type="spellStart"/>
+      <w:proofErr w:type="gramStart"/>
+      <w:r>
+        <w:rPr>
+          <w:lang w:val="es-MX"/>
+        </w:rPr>
+        <w:t>rdfs:subPropertyOf</w:t>
+      </w:r>
+      <w:proofErr w:type="spellEnd"/>
+      <w:proofErr w:type="gramEnd"/>
+      <w:r>
+        <w:rPr>
+          <w:lang w:val="es-MX"/>
+        </w:rPr>
+        <w:t>. Esta jerarquía permite que el razonador semántico infiera automáticamente hechos más generales a partir de afirmaciones específicas; por ejemplo, al definir que un algoritmo fue estandarizado por una entidad, el sistema deduce que dicha entidad actúa también como su publicador según el vocabulario Dublin Core. Este proceso de inferencia es clave para generar el cierre deductivo que servirá como base de hechos completa para el sistema experto.</w:t>
       </w:r>
       <w:r>
         <w:rPr>
@@ -2225,7 +2493,7 @@
           </mc:Choice>
           <mc:Fallback>
             <w:pict>
-              <v:rect w14:anchorId="36BF481D" id="Rectangle 2" o:spid="_x0000_s1026" alt="Imagen seleccionada presentada en un lightbox." style="width:23.75pt;height:23.75pt;visibility:visible;mso-wrap-style:square;mso-left-percent:-10001;mso-top-percent:-10001;mso-position-horizontal:absolute;mso-position-horizontal-relative:char;mso-position-vertical:absolute;mso-position-vertical-relative:line;mso-left-percent:-10001;mso-top-percent:-10001;v-text-anchor:top" o:gfxdata="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" filled="f" stroked="f">
+              <v:rect w14:anchorId="2AFE0504" id="Rectangle 2" o:spid="_x0000_s1026" alt="Imagen seleccionada presentada en un lightbox." style="width:23.75pt;height:23.75pt;visibility:visible;mso-wrap-style:square;mso-left-percent:-10001;mso-top-percent:-10001;mso-position-horizontal:absolute;mso-position-horizontal-relative:char;mso-position-vertical:absolute;mso-position-vertical-relative:line;mso-left-percent:-10001;mso-top-percent:-10001;v-text-anchor:top" o:gfxdata="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" filled="f" stroked="f">
                 <o:lock v:ext="edit" aspectratio="t"/>
                 <w10:anchorlock/>
               </v:rect>
@@ -6899,31 +7167,14 @@
           <w:lang w:val="es-MX"/>
         </w:rPr>
       </w:pPr>
-    </w:p>
-    <w:p>
-      <w:pPr>
-        <w:jc w:val="both"/>
-        <w:rPr>
-          <w:noProof/>
-          <w:lang w:val="es-MX"/>
-        </w:rPr>
-      </w:pPr>
-    </w:p>
-    <w:p>
-      <w:pPr>
-        <w:jc w:val="both"/>
-        <w:rPr>
-          <w:noProof/>
-          <w:lang w:val="es-MX"/>
-        </w:rPr>
-      </w:pPr>
-      <w:r>
-        <w:rPr>
-          <w:b/>
-          <w:bCs/>
-          <w:noProof/>
-          <w:lang w:val="es-MX"/>
-        </w:rPr>
+      <w:r>
+        <w:rPr>
+          <w:b/>
+          <w:bCs/>
+          <w:noProof/>
+          <w:lang w:val="es-MX"/>
+        </w:rPr>
+        <w:lastRenderedPageBreak/>
         <w:t>Ejecución y Disparo de Reglas</w:t>
       </w:r>
       <w:r>
@@ -7193,6 +7444,28 @@
           <w:lang w:val="es-MX"/>
         </w:rPr>
       </w:pPr>
+    </w:p>
+    <w:p>
+      <w:pPr>
+        <w:jc w:val="both"/>
+        <w:rPr>
+          <w:b/>
+          <w:bCs/>
+          <w:noProof/>
+          <w:lang w:val="es-MX"/>
+        </w:rPr>
+      </w:pPr>
+    </w:p>
+    <w:p>
+      <w:pPr>
+        <w:jc w:val="both"/>
+        <w:rPr>
+          <w:b/>
+          <w:bCs/>
+          <w:noProof/>
+          <w:lang w:val="es-MX"/>
+        </w:rPr>
+      </w:pPr>
       <w:r>
         <w:rPr>
           <w:b/>
@@ -7527,12 +7800,211 @@
     </w:p>
     <w:p>
       <w:pPr>
-        <w:jc w:val="both"/>
-        <w:rPr>
-          <w:noProof/>
-          <w:lang w:val="es-MX"/>
-        </w:rPr>
-      </w:pPr>
+        <w:rPr>
+          <w:noProof/>
+          <w:lang w:val="es-MX"/>
+        </w:rPr>
+      </w:pPr>
+      <w:r>
+        <w:rPr>
+          <w:noProof/>
+          <w:lang w:val="es-MX"/>
+        </w:rPr>
+        <w:br w:type="page"/>
+      </w:r>
+    </w:p>
+    <w:p>
+      <w:pPr>
+        <w:jc w:val="both"/>
+        <w:rPr>
+          <w:b/>
+          <w:bCs/>
+          <w:noProof/>
+          <w:lang w:val="es-MX"/>
+        </w:rPr>
+      </w:pPr>
+      <w:r>
+        <w:rPr>
+          <w:b/>
+          <w:bCs/>
+          <w:noProof/>
+          <w:lang w:val="es-MX"/>
+        </w:rPr>
+        <w:lastRenderedPageBreak/>
+        <w:t>Ejemplo:</w:t>
+      </w:r>
+    </w:p>
+    <w:p>
+      <w:pPr>
+        <w:jc w:val="both"/>
+        <w:rPr>
+          <w:noProof/>
+        </w:rPr>
+      </w:pPr>
+      <w:r>
+        <w:rPr>
+          <w:noProof/>
+          <w:lang w:val="es-MX"/>
+        </w:rPr>
+        <w:drawing>
+          <wp:anchor distT="0" distB="0" distL="114300" distR="114300" simplePos="0" relativeHeight="251688960" behindDoc="1" locked="0" layoutInCell="1" allowOverlap="1" wp14:anchorId="261FAE53" wp14:editId="0B997601">
+            <wp:simplePos x="0" y="0"/>
+            <wp:positionH relativeFrom="margin">
+              <wp:align>left</wp:align>
+            </wp:positionH>
+            <wp:positionV relativeFrom="paragraph">
+              <wp:posOffset>63796</wp:posOffset>
+            </wp:positionV>
+            <wp:extent cx="2362200" cy="1676400"/>
+            <wp:effectExtent l="0" t="0" r="0" b="0"/>
+            <wp:wrapTight wrapText="bothSides">
+              <wp:wrapPolygon edited="0">
+                <wp:start x="0" y="0"/>
+                <wp:lineTo x="0" y="21355"/>
+                <wp:lineTo x="21426" y="21355"/>
+                <wp:lineTo x="21426" y="0"/>
+                <wp:lineTo x="0" y="0"/>
+              </wp:wrapPolygon>
+            </wp:wrapTight>
+            <wp:docPr id="520032664" name="Picture 1"/>
+            <wp:cNvGraphicFramePr>
+              <a:graphicFrameLocks xmlns:a="http://schemas.openxmlformats.org/drawingml/2006/main" noChangeAspect="1"/>
+            </wp:cNvGraphicFramePr>
+            <a:graphic xmlns:a="http://schemas.openxmlformats.org/drawingml/2006/main">
+              <a:graphicData uri="http://schemas.openxmlformats.org/drawingml/2006/picture">
+                <pic:pic xmlns:pic="http://schemas.openxmlformats.org/drawingml/2006/picture">
+                  <pic:nvPicPr>
+                    <pic:cNvPr id="520032664" name=""/>
+                    <pic:cNvPicPr/>
+                  </pic:nvPicPr>
+                  <pic:blipFill>
+                    <a:blip r:embed="rId47">
+                      <a:extLst>
+                        <a:ext uri="{28A0092B-C50C-407E-A947-70E740481C1C}">
+                          <a14:useLocalDpi xmlns:a14="http://schemas.microsoft.com/office/drawing/2010/main" val="0"/>
+                        </a:ext>
+                      </a:extLst>
+                    </a:blip>
+                    <a:stretch>
+                      <a:fillRect/>
+                    </a:stretch>
+                  </pic:blipFill>
+                  <pic:spPr>
+                    <a:xfrm>
+                      <a:off x="0" y="0"/>
+                      <a:ext cx="2362200" cy="1676400"/>
+                    </a:xfrm>
+                    <a:prstGeom prst="rect">
+                      <a:avLst/>
+                    </a:prstGeom>
+                  </pic:spPr>
+                </pic:pic>
+              </a:graphicData>
+            </a:graphic>
+          </wp:anchor>
+        </w:drawing>
+      </w:r>
+      <w:r>
+        <w:rPr>
+          <w:noProof/>
+        </w:rPr>
+        <w:t xml:space="preserve"> </w:t>
+      </w:r>
+    </w:p>
+    <w:p>
+      <w:pPr>
+        <w:jc w:val="both"/>
+        <w:rPr>
+          <w:noProof/>
+        </w:rPr>
+      </w:pPr>
+    </w:p>
+    <w:p>
+      <w:pPr>
+        <w:jc w:val="both"/>
+        <w:rPr>
+          <w:noProof/>
+          <w:lang w:val="es-MX"/>
+        </w:rPr>
+      </w:pPr>
+    </w:p>
+    <w:p>
+      <w:pPr>
+        <w:jc w:val="both"/>
+        <w:rPr>
+          <w:noProof/>
+          <w:lang w:val="es-MX"/>
+        </w:rPr>
+      </w:pPr>
+      <w:r>
+        <w:rPr>
+          <w:noProof/>
+          <w:lang w:val="es-MX"/>
+        </w:rPr>
+        <w:drawing>
+          <wp:anchor distT="0" distB="0" distL="114300" distR="114300" simplePos="0" relativeHeight="251691008" behindDoc="1" locked="0" layoutInCell="1" allowOverlap="1" wp14:anchorId="0A26080A" wp14:editId="114415DA">
+            <wp:simplePos x="0" y="0"/>
+            <wp:positionH relativeFrom="margin">
+              <wp:align>left</wp:align>
+            </wp:positionH>
+            <wp:positionV relativeFrom="paragraph">
+              <wp:posOffset>908006</wp:posOffset>
+            </wp:positionV>
+            <wp:extent cx="5819140" cy="1360805"/>
+            <wp:effectExtent l="0" t="0" r="0" b="0"/>
+            <wp:wrapTight wrapText="bothSides">
+              <wp:wrapPolygon edited="0">
+                <wp:start x="0" y="0"/>
+                <wp:lineTo x="0" y="21167"/>
+                <wp:lineTo x="21496" y="21167"/>
+                <wp:lineTo x="21496" y="0"/>
+                <wp:lineTo x="0" y="0"/>
+              </wp:wrapPolygon>
+            </wp:wrapTight>
+            <wp:docPr id="661373789" name="Picture 1"/>
+            <wp:cNvGraphicFramePr>
+              <a:graphicFrameLocks xmlns:a="http://schemas.openxmlformats.org/drawingml/2006/main" noChangeAspect="1"/>
+            </wp:cNvGraphicFramePr>
+            <a:graphic xmlns:a="http://schemas.openxmlformats.org/drawingml/2006/main">
+              <a:graphicData uri="http://schemas.openxmlformats.org/drawingml/2006/picture">
+                <pic:pic xmlns:pic="http://schemas.openxmlformats.org/drawingml/2006/picture">
+                  <pic:nvPicPr>
+                    <pic:cNvPr id="661373789" name=""/>
+                    <pic:cNvPicPr/>
+                  </pic:nvPicPr>
+                  <pic:blipFill>
+                    <a:blip r:embed="rId48">
+                      <a:extLst>
+                        <a:ext uri="{28A0092B-C50C-407E-A947-70E740481C1C}">
+                          <a14:useLocalDpi xmlns:a14="http://schemas.microsoft.com/office/drawing/2010/main" val="0"/>
+                        </a:ext>
+                      </a:extLst>
+                    </a:blip>
+                    <a:stretch>
+                      <a:fillRect/>
+                    </a:stretch>
+                  </pic:blipFill>
+                  <pic:spPr>
+                    <a:xfrm>
+                      <a:off x="0" y="0"/>
+                      <a:ext cx="5819140" cy="1360805"/>
+                    </a:xfrm>
+                    <a:prstGeom prst="rect">
+                      <a:avLst/>
+                    </a:prstGeom>
+                  </pic:spPr>
+                </pic:pic>
+              </a:graphicData>
+            </a:graphic>
+            <wp14:sizeRelH relativeFrom="margin">
+              <wp14:pctWidth>0</wp14:pctWidth>
+            </wp14:sizeRelH>
+            <wp14:sizeRelV relativeFrom="margin">
+              <wp14:pctHeight>0</wp14:pctHeight>
+            </wp14:sizeRelV>
+          </wp:anchor>
+        </w:drawing>
+      </w:r>
     </w:p>
     <w:sectPr>
       <w:pgSz w:w="12240" w:h="15840"/>
